--- a/templates_word/convocationa3p.docx
+++ b/templates_word/convocationa3p.docx
@@ -155,6 +155,12 @@
         <w:fldChar w:fldCharType="end"/>
       </w:r>
     </w:p>
+    <w:p>
+      <w:pPr>
+        <w:spacing w:after="240"/>
+        <w:jc w:val="center"/>
+      </w:pPr>
+    </w:p>
     <w:tbl>
       <w:tblPr>
         <w:tblW w:w="4500" w:type="pct"/>
@@ -259,12 +265,6 @@
                 <w:szCs w:val="20"/>
               </w:rPr>
               <w:t xml:space="preserve"> }}</w:t>
-            </w:r>
-            <w:r>
-              <w:rPr>
-                <w:szCs w:val="20"/>
-              </w:rPr>
-              <w:t>,</w:t>
             </w:r>
           </w:p>
         </w:tc>
@@ -4363,7 +4363,39 @@
           <w:b/>
           <w:szCs w:val="20"/>
         </w:rPr>
-        <w:t xml:space="preserve">une grande enveloppe timbrée, préremplie avec </w:t>
+        <w:t xml:space="preserve">une grande enveloppe </w:t>
+      </w:r>
+      <w:proofErr w:type="spellStart"/>
+      <w:r>
+        <w:rPr>
+          <w:b/>
+          <w:szCs w:val="20"/>
+        </w:rPr>
+        <w:t>timbrée</w:t>
+      </w:r>
+      <w:proofErr w:type="spellEnd"/>
+      <w:r>
+        <w:rPr>
+          <w:b/>
+          <w:szCs w:val="20"/>
+        </w:rPr>
+        <w:t xml:space="preserve">, </w:t>
+      </w:r>
+      <w:proofErr w:type="spellStart"/>
+      <w:r>
+        <w:rPr>
+          <w:b/>
+          <w:szCs w:val="20"/>
+        </w:rPr>
+        <w:t>préremplie</w:t>
+      </w:r>
+      <w:proofErr w:type="spellEnd"/>
+      <w:r>
+        <w:rPr>
+          <w:b/>
+          <w:szCs w:val="20"/>
+        </w:rPr>
+        <w:t xml:space="preserve"> avec </w:t>
       </w:r>
       <w:proofErr w:type="spellStart"/>
       <w:r>

--- a/templates_word/convocationa3p.docx
+++ b/templates_word/convocationa3p.docx
@@ -1,6 +1,6 @@
 
 <file path=word/document.xml><?xml version="1.0" encoding="utf-8"?>
-<w:document xmlns:wpc="http://schemas.microsoft.com/office/word/2010/wordprocessingCanvas" xmlns:cx="http://schemas.microsoft.com/office/drawing/2014/chartex" xmlns:cx1="http://schemas.microsoft.com/office/drawing/2015/9/8/chartex" xmlns:cx2="http://schemas.microsoft.com/office/drawing/2015/10/21/chartex" xmlns:cx3="http://schemas.microsoft.com/office/drawing/2016/5/9/chartex" xmlns:cx4="http://schemas.microsoft.com/office/drawing/2016/5/10/chartex" xmlns:cx5="http://schemas.microsoft.com/office/drawing/2016/5/11/chartex" xmlns:cx6="http://schemas.microsoft.com/office/drawing/2016/5/12/chartex" xmlns:cx7="http://schemas.microsoft.com/office/drawing/2016/5/13/chartex" xmlns:cx8="http://schemas.microsoft.com/office/drawing/2016/5/14/chartex" xmlns:mc="http://schemas.openxmlformats.org/markup-compatibility/2006" xmlns:aink="http://schemas.microsoft.com/office/drawing/2016/ink" xmlns:am3d="http://schemas.microsoft.com/office/drawing/2017/model3d" xmlns:o="urn:schemas-microsoft-com:office:office" xmlns:oel="http://schemas.microsoft.com/office/2019/extlst" xmlns:r="http://schemas.openxmlformats.org/officeDocument/2006/relationships" xmlns:m="http://schemas.openxmlformats.org/officeDocument/2006/math" xmlns:v="urn:schemas-microsoft-com:vml" xmlns:wp14="http://schemas.microsoft.com/office/word/2010/wordprocessingDrawing" xmlns:wp="http://schemas.openxmlformats.org/drawingml/2006/wordprocessingDrawing" xmlns:w10="urn:schemas-microsoft-com:office:word" xmlns:w="http://schemas.openxmlformats.org/wordprocessingml/2006/main" xmlns:w14="http://schemas.microsoft.com/office/word/2010/wordml" xmlns:w15="http://schemas.microsoft.com/office/word/2012/wordml" xmlns:w16cex="http://schemas.microsoft.com/office/word/2018/wordml/cex" xmlns:w16cid="http://schemas.microsoft.com/office/word/2016/wordml/cid" xmlns:w16="http://schemas.microsoft.com/office/word/2018/wordml" xmlns:w16du="http://schemas.microsoft.com/office/word/2023/wordml/word16du" xmlns:w16sdtdh="http://schemas.microsoft.com/office/word/2020/wordml/sdtdatahash" xmlns:w16sdtfl="http://schemas.microsoft.com/office/word/2024/wordml/sdtformatlock" xmlns:w16se="http://schemas.microsoft.com/office/word/2015/wordml/symex" xmlns:wpg="http://schemas.microsoft.com/office/word/2010/wordprocessingGroup" xmlns:wpi="http://schemas.microsoft.com/office/word/2010/wordprocessingInk" xmlns:wne="http://schemas.microsoft.com/office/word/2006/wordml" xmlns:wps="http://schemas.microsoft.com/office/word/2010/wordprocessingShape" mc:Ignorable="w14 w15 w16se w16cid w16 w16cex w16sdtdh w16sdtfl w16du wp14">
+<w:document xmlns:wpc="http://schemas.microsoft.com/office/word/2010/wordprocessingCanvas" xmlns:cx="http://schemas.microsoft.com/office/drawing/2014/chartex" xmlns:cx1="http://schemas.microsoft.com/office/drawing/2015/9/8/chartex" xmlns:cx2="http://schemas.microsoft.com/office/drawing/2015/10/21/chartex" xmlns:cx3="http://schemas.microsoft.com/office/drawing/2016/5/9/chartex" xmlns:cx4="http://schemas.microsoft.com/office/drawing/2016/5/10/chartex" xmlns:cx5="http://schemas.microsoft.com/office/drawing/2016/5/11/chartex" xmlns:cx6="http://schemas.microsoft.com/office/drawing/2016/5/12/chartex" xmlns:cx7="http://schemas.microsoft.com/office/drawing/2016/5/13/chartex" xmlns:cx8="http://schemas.microsoft.com/office/drawing/2016/5/14/chartex" xmlns:mc="http://schemas.openxmlformats.org/markup-compatibility/2006" xmlns:m="http://schemas.openxmlformats.org/officeDocument/2006/math" xmlns:aink="http://schemas.microsoft.com/office/drawing/2016/ink" xmlns:am3d="http://schemas.microsoft.com/office/drawing/2017/model3d" xmlns:oel="http://schemas.microsoft.com/office/2019/extlst" xmlns:r="http://schemas.openxmlformats.org/officeDocument/2006/relationships" xmlns:wp14="http://schemas.microsoft.com/office/word/2010/wordprocessingDrawing" xmlns:wp="http://schemas.openxmlformats.org/drawingml/2006/wordprocessingDrawing" xmlns:wpg="http://schemas.microsoft.com/office/word/2010/wordprocessingGroup" xmlns:wpi="http://schemas.microsoft.com/office/word/2010/wordprocessingInk" xmlns:wps="http://schemas.microsoft.com/office/word/2010/wordprocessingShape" xmlns:o="urn:schemas-microsoft-com:office:office" xmlns:v="urn:schemas-microsoft-com:vml" xmlns:w10="urn:schemas-microsoft-com:office:word" xmlns:w="http://schemas.openxmlformats.org/wordprocessingml/2006/main" xmlns:w14="http://schemas.microsoft.com/office/word/2010/wordml" xmlns:w15="http://schemas.microsoft.com/office/word/2012/wordml" xmlns:w16cei="http://schemas.microsoft.com/office/word/2026/wordml/cei" xmlns:w16cex="http://schemas.microsoft.com/office/word/2018/wordml/cex" xmlns:w16cid="http://schemas.microsoft.com/office/word/2016/wordml/cid" xmlns:w16="http://schemas.microsoft.com/office/word/2018/wordml" xmlns:w16sdtdh="http://schemas.microsoft.com/office/word/2020/wordml/sdtdatahash" xmlns:w16sdtfl="http://schemas.microsoft.com/office/word/2024/wordml/sdtformatlock" xmlns:w16se="http://schemas.microsoft.com/office/word/2015/wordml/symex" xmlns:w16du="http://schemas.microsoft.com/office/word/2023/wordml/word16du" xmlns:wne="http://schemas.microsoft.com/office/word/2006/wordml" mc:Ignorable="w14 w15 w16se w16cid w16 w16cex w16sdtdh w16sdtfl w16du wp14">
   <w:body>
     <w:p>
       <w:pPr>
@@ -230,41 +230,13 @@
                 <w:szCs w:val="20"/>
               </w:rPr>
             </w:pPr>
-            <w:proofErr w:type="gramStart"/>
             <w:r>
               <w:rPr>
                 <w:b/>
                 <w:color w:val="0033A0"/>
                 <w:szCs w:val="20"/>
               </w:rPr>
-              <w:t xml:space="preserve">{{ </w:t>
-            </w:r>
-            <w:proofErr w:type="spellStart"/>
-            <w:r>
-              <w:rPr>
-                <w:b/>
-                <w:color w:val="0033A0"/>
-                <w:szCs w:val="20"/>
-              </w:rPr>
-              <w:t>nom</w:t>
-            </w:r>
-            <w:proofErr w:type="gramEnd"/>
-            <w:r>
-              <w:rPr>
-                <w:b/>
-                <w:color w:val="0033A0"/>
-                <w:szCs w:val="20"/>
-              </w:rPr>
-              <w:t>_complet</w:t>
-            </w:r>
-            <w:proofErr w:type="spellEnd"/>
-            <w:r>
-              <w:rPr>
-                <w:b/>
-                <w:color w:val="0033A0"/>
-                <w:szCs w:val="20"/>
-              </w:rPr>
-              <w:t xml:space="preserve"> }}</w:t>
+              <w:t>{{ nom_complet }}</w:t>
             </w:r>
           </w:p>
         </w:tc>
@@ -335,27 +307,7 @@
                 <w:bCs/>
                 <w:szCs w:val="20"/>
               </w:rPr>
-              <w:t xml:space="preserve">Agent de Protection Physique des </w:t>
-            </w:r>
-            <w:proofErr w:type="spellStart"/>
-            <w:r>
-              <w:rPr>
-                <w:rFonts w:cs="Arial"/>
-                <w:b/>
-                <w:bCs/>
-                <w:szCs w:val="20"/>
-              </w:rPr>
-              <w:t>Personnes</w:t>
-            </w:r>
-            <w:proofErr w:type="spellEnd"/>
-            <w:r>
-              <w:rPr>
-                <w:rFonts w:cs="Arial"/>
-                <w:b/>
-                <w:bCs/>
-                <w:szCs w:val="20"/>
-              </w:rPr>
-              <w:t xml:space="preserve"> (A3P)</w:t>
+              <w:t>Agent de Protection Physique des Personnes (A3P)</w:t>
             </w:r>
             <w:r>
               <w:rPr>
@@ -492,37 +444,12 @@
                 <w:szCs w:val="20"/>
               </w:rPr>
             </w:pPr>
-            <w:proofErr w:type="spellStart"/>
             <w:r>
               <w:rPr>
                 <w:b/>
                 <w:szCs w:val="20"/>
               </w:rPr>
-              <w:t>Modalités</w:t>
-            </w:r>
-            <w:proofErr w:type="spellEnd"/>
-            <w:r>
-              <w:rPr>
-                <w:b/>
-                <w:szCs w:val="20"/>
-              </w:rPr>
-              <w:t xml:space="preserve"> de </w:t>
-            </w:r>
-            <w:proofErr w:type="spellStart"/>
-            <w:r>
-              <w:rPr>
-                <w:b/>
-                <w:szCs w:val="20"/>
-              </w:rPr>
-              <w:t>suivi</w:t>
-            </w:r>
-            <w:proofErr w:type="spellEnd"/>
-            <w:r>
-              <w:rPr>
-                <w:b/>
-                <w:szCs w:val="20"/>
-              </w:rPr>
-              <w:t xml:space="preserve"> de la formation </w:t>
+              <w:t xml:space="preserve">Modalités de suivi de la formation </w:t>
             </w:r>
           </w:p>
         </w:tc>
@@ -689,7 +616,6 @@
                 <w:szCs w:val="20"/>
               </w:rPr>
             </w:pPr>
-            <w:proofErr w:type="gramStart"/>
             <w:r>
               <w:rPr>
                 <w:b/>
@@ -697,9 +623,8 @@
                 <w:sz w:val="24"/>
                 <w:szCs w:val="28"/>
               </w:rPr>
-              <w:t xml:space="preserve">{{ </w:t>
+              <w:t>{{ nom_complet }}</w:t>
             </w:r>
-            <w:proofErr w:type="spellStart"/>
             <w:r>
               <w:rPr>
                 <w:b/>
@@ -707,118 +632,15 @@
                 <w:sz w:val="24"/>
                 <w:szCs w:val="28"/>
               </w:rPr>
-              <w:t>nom</w:t>
+              <w:br/>
             </w:r>
-            <w:proofErr w:type="gramEnd"/>
             <w:r>
               <w:rPr>
-                <w:b/>
                 <w:color w:val="000000" w:themeColor="text1"/>
                 <w:sz w:val="24"/>
                 <w:szCs w:val="28"/>
               </w:rPr>
-              <w:t>_complet</w:t>
-            </w:r>
-            <w:proofErr w:type="spellEnd"/>
-            <w:r>
-              <w:rPr>
-                <w:b/>
-                <w:color w:val="000000" w:themeColor="text1"/>
-                <w:sz w:val="24"/>
-                <w:szCs w:val="28"/>
-              </w:rPr>
-              <w:t xml:space="preserve"> }}</w:t>
-            </w:r>
-            <w:r>
-              <w:rPr>
-                <w:b/>
-                <w:color w:val="000000" w:themeColor="text1"/>
-                <w:sz w:val="24"/>
-                <w:szCs w:val="28"/>
-              </w:rPr>
-              <w:br/>
-            </w:r>
-            <w:proofErr w:type="gramStart"/>
-            <w:r>
-              <w:rPr>
-                <w:color w:val="000000" w:themeColor="text1"/>
-                <w:sz w:val="24"/>
-                <w:szCs w:val="28"/>
-              </w:rPr>
-              <w:t xml:space="preserve">{{ </w:t>
-            </w:r>
-            <w:proofErr w:type="spellStart"/>
-            <w:r>
-              <w:rPr>
-                <w:color w:val="000000" w:themeColor="text1"/>
-                <w:sz w:val="24"/>
-                <w:szCs w:val="28"/>
-              </w:rPr>
-              <w:t>code</w:t>
-            </w:r>
-            <w:proofErr w:type="gramEnd"/>
-            <w:r>
-              <w:rPr>
-                <w:color w:val="000000" w:themeColor="text1"/>
-                <w:sz w:val="24"/>
-                <w:szCs w:val="28"/>
-              </w:rPr>
-              <w:t>_</w:t>
-            </w:r>
-            <w:proofErr w:type="gramStart"/>
-            <w:r>
-              <w:rPr>
-                <w:color w:val="000000" w:themeColor="text1"/>
-                <w:sz w:val="24"/>
-                <w:szCs w:val="28"/>
-              </w:rPr>
-              <w:t>postal</w:t>
-            </w:r>
-            <w:proofErr w:type="spellEnd"/>
-            <w:r>
-              <w:rPr>
-                <w:color w:val="000000" w:themeColor="text1"/>
-                <w:sz w:val="24"/>
-                <w:szCs w:val="28"/>
-              </w:rPr>
-              <w:t xml:space="preserve"> }</w:t>
-            </w:r>
-            <w:proofErr w:type="gramEnd"/>
-            <w:r>
-              <w:rPr>
-                <w:color w:val="000000" w:themeColor="text1"/>
-                <w:sz w:val="24"/>
-                <w:szCs w:val="28"/>
-              </w:rPr>
-              <w:t xml:space="preserve">} </w:t>
-            </w:r>
-            <w:proofErr w:type="gramStart"/>
-            <w:r>
-              <w:rPr>
-                <w:color w:val="000000" w:themeColor="text1"/>
-                <w:sz w:val="24"/>
-                <w:szCs w:val="28"/>
-              </w:rPr>
-              <w:t xml:space="preserve">{{ </w:t>
-            </w:r>
-            <w:proofErr w:type="spellStart"/>
-            <w:r>
-              <w:rPr>
-                <w:color w:val="000000" w:themeColor="text1"/>
-                <w:sz w:val="24"/>
-                <w:szCs w:val="28"/>
-              </w:rPr>
-              <w:t>ville</w:t>
-            </w:r>
-            <w:proofErr w:type="spellEnd"/>
-            <w:proofErr w:type="gramEnd"/>
-            <w:r>
-              <w:rPr>
-                <w:color w:val="000000" w:themeColor="text1"/>
-                <w:sz w:val="24"/>
-                <w:szCs w:val="28"/>
-              </w:rPr>
-              <w:t xml:space="preserve"> }}</w:t>
+              <w:t>{{ code_postal }} {{ ville }}</w:t>
             </w:r>
           </w:p>
         </w:tc>
@@ -833,59 +655,13 @@
           <w:szCs w:val="20"/>
         </w:rPr>
       </w:pPr>
-      <w:proofErr w:type="gramStart"/>
       <w:r>
         <w:rPr>
           <w:b/>
           <w:color w:val="000000" w:themeColor="text1"/>
           <w:szCs w:val="20"/>
         </w:rPr>
-        <w:t xml:space="preserve">{{ </w:t>
-      </w:r>
-      <w:proofErr w:type="spellStart"/>
-      <w:r>
-        <w:rPr>
-          <w:b/>
-          <w:color w:val="000000" w:themeColor="text1"/>
-          <w:szCs w:val="20"/>
-        </w:rPr>
-        <w:t>nom</w:t>
-      </w:r>
-      <w:proofErr w:type="gramEnd"/>
-      <w:r>
-        <w:rPr>
-          <w:b/>
-          <w:color w:val="000000" w:themeColor="text1"/>
-          <w:szCs w:val="20"/>
-        </w:rPr>
-        <w:t>_</w:t>
-      </w:r>
-      <w:proofErr w:type="gramStart"/>
-      <w:r>
-        <w:rPr>
-          <w:b/>
-          <w:color w:val="000000" w:themeColor="text1"/>
-          <w:szCs w:val="20"/>
-        </w:rPr>
-        <w:t>complet</w:t>
-      </w:r>
-      <w:proofErr w:type="spellEnd"/>
-      <w:r>
-        <w:rPr>
-          <w:b/>
-          <w:color w:val="000000" w:themeColor="text1"/>
-          <w:szCs w:val="20"/>
-        </w:rPr>
-        <w:t xml:space="preserve"> }</w:t>
-      </w:r>
-      <w:proofErr w:type="gramEnd"/>
-      <w:r>
-        <w:rPr>
-          <w:b/>
-          <w:color w:val="000000" w:themeColor="text1"/>
-          <w:szCs w:val="20"/>
-        </w:rPr>
-        <w:t>}</w:t>
+        <w:t>{{ nom_complet }}</w:t>
       </w:r>
       <w:r>
         <w:rPr>
@@ -907,30 +683,8 @@
         <w:rPr>
           <w:szCs w:val="20"/>
         </w:rPr>
-        <w:t xml:space="preserve">Nous </w:t>
+        <w:t>Nous avons le plaisir de vous confirmer votre inscription en formation :</w:t>
       </w:r>
-      <w:proofErr w:type="spellStart"/>
-      <w:r>
-        <w:rPr>
-          <w:szCs w:val="20"/>
-        </w:rPr>
-        <w:t>avons</w:t>
-      </w:r>
-      <w:proofErr w:type="spellEnd"/>
-      <w:r>
-        <w:rPr>
-          <w:szCs w:val="20"/>
-        </w:rPr>
-        <w:t xml:space="preserve"> le plaisir de vous confirmer votre inscription en </w:t>
-      </w:r>
-      <w:proofErr w:type="gramStart"/>
-      <w:r>
-        <w:rPr>
-          <w:szCs w:val="20"/>
-        </w:rPr>
-        <w:t>formation :</w:t>
-      </w:r>
-      <w:proofErr w:type="gramEnd"/>
     </w:p>
     <w:p>
       <w:pPr>
@@ -970,7 +724,6 @@
           <w:szCs w:val="20"/>
         </w:rPr>
       </w:pPr>
-      <w:proofErr w:type="spellStart"/>
       <w:r>
         <w:rPr>
           <w:rFonts w:cs="Arial"/>
@@ -978,37 +731,7 @@
           <w:bCs/>
           <w:szCs w:val="20"/>
         </w:rPr>
-        <w:t>Votre</w:t>
-      </w:r>
-      <w:proofErr w:type="spellEnd"/>
-      <w:r>
-        <w:rPr>
-          <w:rFonts w:cs="Arial"/>
-          <w:b/>
-          <w:bCs/>
-          <w:szCs w:val="20"/>
-        </w:rPr>
-        <w:t xml:space="preserve"> formation se </w:t>
-      </w:r>
-      <w:proofErr w:type="spellStart"/>
-      <w:r>
-        <w:rPr>
-          <w:rFonts w:cs="Arial"/>
-          <w:b/>
-          <w:bCs/>
-          <w:szCs w:val="20"/>
-        </w:rPr>
-        <w:t>déroulera</w:t>
-      </w:r>
-      <w:proofErr w:type="spellEnd"/>
-      <w:r>
-        <w:rPr>
-          <w:rFonts w:cs="Arial"/>
-          <w:b/>
-          <w:bCs/>
-          <w:szCs w:val="20"/>
-        </w:rPr>
-        <w:t xml:space="preserve"> du</w:t>
+        <w:t>Votre formation se déroulera du</w:t>
       </w:r>
       <w:r>
         <w:rPr>
@@ -1019,53 +742,12 @@
         </w:rPr>
         <w:t xml:space="preserve"> </w:t>
       </w:r>
-      <w:proofErr w:type="gramStart"/>
       <w:r>
         <w:rPr>
           <w:b/>
           <w:bCs/>
         </w:rPr>
-        <w:t xml:space="preserve">{{ </w:t>
-      </w:r>
-      <w:proofErr w:type="spellStart"/>
-      <w:r>
-        <w:rPr>
-          <w:b/>
-          <w:bCs/>
-        </w:rPr>
-        <w:t>periode</w:t>
-      </w:r>
-      <w:proofErr w:type="gramEnd"/>
-      <w:r>
-        <w:rPr>
-          <w:b/>
-          <w:bCs/>
-        </w:rPr>
-        <w:t>_</w:t>
-      </w:r>
-      <w:proofErr w:type="gramStart"/>
-      <w:r>
-        <w:rPr>
-          <w:b/>
-          <w:bCs/>
-        </w:rPr>
-        <w:t>formation</w:t>
-      </w:r>
-      <w:proofErr w:type="spellEnd"/>
-      <w:r>
-        <w:rPr>
-          <w:b/>
-          <w:bCs/>
-        </w:rPr>
-        <w:t xml:space="preserve"> }</w:t>
-      </w:r>
-      <w:proofErr w:type="gramEnd"/>
-      <w:r>
-        <w:rPr>
-          <w:b/>
-          <w:bCs/>
-        </w:rPr>
-        <w:t>}</w:t>
+        <w:t>{{ periode_formation }}</w:t>
       </w:r>
       <w:r>
         <w:rPr>
@@ -1088,87 +770,21 @@
           <w:rFonts w:cs="Arial"/>
           <w:szCs w:val="20"/>
         </w:rPr>
-        <w:t xml:space="preserve">Nous vous </w:t>
+        <w:t>Nous vous remercions de bien vouloir</w:t>
       </w:r>
-      <w:proofErr w:type="spellStart"/>
       <w:r>
         <w:rPr>
           <w:rFonts w:cs="Arial"/>
           <w:szCs w:val="20"/>
         </w:rPr>
-        <w:t>remercions</w:t>
+        <w:t xml:space="preserve"> vous présenter</w:t>
       </w:r>
-      <w:proofErr w:type="spellEnd"/>
       <w:r>
         <w:rPr>
           <w:rFonts w:cs="Arial"/>
           <w:szCs w:val="20"/>
         </w:rPr>
-        <w:t xml:space="preserve"> de bien </w:t>
-      </w:r>
-      <w:proofErr w:type="spellStart"/>
-      <w:r>
-        <w:rPr>
-          <w:rFonts w:cs="Arial"/>
-          <w:szCs w:val="20"/>
-        </w:rPr>
-        <w:t>vouloir</w:t>
-      </w:r>
-      <w:proofErr w:type="spellEnd"/>
-      <w:r>
-        <w:rPr>
-          <w:rFonts w:cs="Arial"/>
-          <w:szCs w:val="20"/>
-        </w:rPr>
-        <w:t xml:space="preserve"> au jour, lieu et </w:t>
-      </w:r>
-      <w:proofErr w:type="spellStart"/>
-      <w:r>
-        <w:rPr>
-          <w:rFonts w:cs="Arial"/>
-          <w:szCs w:val="20"/>
-        </w:rPr>
-        <w:t>horaires</w:t>
-      </w:r>
-      <w:proofErr w:type="spellEnd"/>
-      <w:r>
-        <w:rPr>
-          <w:rFonts w:cs="Arial"/>
-          <w:szCs w:val="20"/>
-        </w:rPr>
-        <w:t xml:space="preserve"> </w:t>
-      </w:r>
-      <w:proofErr w:type="spellStart"/>
-      <w:r>
-        <w:rPr>
-          <w:rFonts w:cs="Arial"/>
-          <w:szCs w:val="20"/>
-        </w:rPr>
-        <w:t>indiqués</w:t>
-      </w:r>
-      <w:proofErr w:type="spellEnd"/>
-      <w:r>
-        <w:rPr>
-          <w:rFonts w:cs="Arial"/>
-          <w:szCs w:val="20"/>
-        </w:rPr>
-        <w:t xml:space="preserve"> ci-</w:t>
-      </w:r>
-      <w:proofErr w:type="gramStart"/>
-      <w:r>
-        <w:rPr>
-          <w:rFonts w:cs="Arial"/>
-          <w:szCs w:val="20"/>
-        </w:rPr>
-        <w:t>dessous :</w:t>
-      </w:r>
-      <w:proofErr w:type="gramEnd"/>
-      <w:r>
-        <w:rPr>
-          <w:rFonts w:cs="Arial"/>
-          <w:szCs w:val="20"/>
-        </w:rPr>
-        <w:t xml:space="preserve"> </w:t>
+        <w:t xml:space="preserve"> au jour, lieu et horaires indiqués ci-dessous : </w:t>
       </w:r>
     </w:p>
     <w:tbl>
@@ -1212,7 +828,6 @@
                 <w:szCs w:val="20"/>
               </w:rPr>
             </w:pPr>
-            <w:proofErr w:type="spellStart"/>
             <w:r>
               <w:rPr>
                 <w:b/>
@@ -1220,7 +835,6 @@
               </w:rPr>
               <w:t>Intitulé</w:t>
             </w:r>
-            <w:proofErr w:type="spellEnd"/>
           </w:p>
         </w:tc>
         <w:tc>
@@ -1259,23 +873,7 @@
                 <w:b/>
                 <w:szCs w:val="20"/>
               </w:rPr>
-              <w:t xml:space="preserve"> et </w:t>
-            </w:r>
-            <w:proofErr w:type="spellStart"/>
-            <w:r>
-              <w:rPr>
-                <w:b/>
-                <w:szCs w:val="20"/>
-              </w:rPr>
-              <w:t>heure</w:t>
-            </w:r>
-            <w:proofErr w:type="spellEnd"/>
-            <w:r>
-              <w:rPr>
-                <w:b/>
-                <w:szCs w:val="20"/>
-              </w:rPr>
-              <w:t xml:space="preserve"> de convocation</w:t>
+              <w:t xml:space="preserve"> et heure de convocation</w:t>
             </w:r>
           </w:p>
         </w:tc>
@@ -1382,19 +980,8 @@
                 <w:bCs/>
                 <w:szCs w:val="20"/>
               </w:rPr>
-              <w:t xml:space="preserve">Formation Agent de Protection Physique des </w:t>
+              <w:t>Formation Agent de Protection Physique des Personnes</w:t>
             </w:r>
-            <w:proofErr w:type="spellStart"/>
-            <w:r>
-              <w:rPr>
-                <w:rFonts w:cs="Arial"/>
-                <w:b/>
-                <w:bCs/>
-                <w:szCs w:val="20"/>
-              </w:rPr>
-              <w:t>Personnes</w:t>
-            </w:r>
-            <w:proofErr w:type="spellEnd"/>
           </w:p>
         </w:tc>
         <w:tc>
@@ -1422,7 +1009,6 @@
                 <w:szCs w:val="20"/>
               </w:rPr>
             </w:pPr>
-            <w:proofErr w:type="gramStart"/>
             <w:r>
               <w:rPr>
                 <w:rFonts w:eastAsiaTheme="minorEastAsia" w:cs="Arial"/>
@@ -1430,57 +1016,7 @@
                 <w:szCs w:val="20"/>
                 <w:lang w:val="fr-FR"/>
               </w:rPr>
-              <w:t xml:space="preserve">{{ </w:t>
-            </w:r>
-            <w:proofErr w:type="spellStart"/>
-            <w:r>
-              <w:rPr>
-                <w:rFonts w:eastAsiaTheme="minorEastAsia" w:cs="Arial"/>
-                <w:color w:val="auto"/>
-                <w:szCs w:val="20"/>
-                <w:lang w:val="fr-FR"/>
-              </w:rPr>
-              <w:t>date</w:t>
-            </w:r>
-            <w:proofErr w:type="gramEnd"/>
-            <w:r>
-              <w:rPr>
-                <w:rFonts w:eastAsiaTheme="minorEastAsia" w:cs="Arial"/>
-                <w:color w:val="auto"/>
-                <w:szCs w:val="20"/>
-                <w:lang w:val="fr-FR"/>
-              </w:rPr>
-              <w:t>_debut_</w:t>
-            </w:r>
-            <w:proofErr w:type="gramStart"/>
-            <w:r>
-              <w:rPr>
-                <w:rFonts w:eastAsiaTheme="minorEastAsia" w:cs="Arial"/>
-                <w:color w:val="auto"/>
-                <w:szCs w:val="20"/>
-                <w:lang w:val="fr-FR"/>
-              </w:rPr>
-              <w:t>formation</w:t>
-            </w:r>
-            <w:proofErr w:type="spellEnd"/>
-            <w:r>
-              <w:rPr>
-                <w:rFonts w:eastAsiaTheme="minorEastAsia" w:cs="Arial"/>
-                <w:color w:val="auto"/>
-                <w:szCs w:val="20"/>
-                <w:lang w:val="fr-FR"/>
-              </w:rPr>
-              <w:t xml:space="preserve"> }</w:t>
-            </w:r>
-            <w:proofErr w:type="gramEnd"/>
-            <w:r>
-              <w:rPr>
-                <w:rFonts w:eastAsiaTheme="minorEastAsia" w:cs="Arial"/>
-                <w:color w:val="auto"/>
-                <w:szCs w:val="20"/>
-                <w:lang w:val="fr-FR"/>
-              </w:rPr>
-              <w:t>}</w:t>
+              <w:t>{{ date_debut_formation }}</w:t>
             </w:r>
             <w:r>
               <w:rPr>
@@ -1535,17 +1071,8 @@
                 <w:rFonts w:cs="Arial"/>
                 <w:szCs w:val="20"/>
               </w:rPr>
-              <w:t xml:space="preserve">328 </w:t>
+              <w:t>328 heures</w:t>
             </w:r>
-            <w:proofErr w:type="spellStart"/>
-            <w:r>
-              <w:rPr>
-                <w:rFonts w:cs="Arial"/>
-                <w:szCs w:val="20"/>
-              </w:rPr>
-              <w:t>heures</w:t>
-            </w:r>
-            <w:proofErr w:type="spellEnd"/>
           </w:p>
         </w:tc>
         <w:tc>
@@ -1574,21 +1101,12 @@
                 <w:szCs w:val="20"/>
               </w:rPr>
             </w:pPr>
-            <w:proofErr w:type="spellStart"/>
             <w:r>
               <w:rPr>
                 <w:rFonts w:cs="Arial"/>
                 <w:szCs w:val="20"/>
               </w:rPr>
-              <w:t>Intégrale</w:t>
-            </w:r>
-            <w:proofErr w:type="spellEnd"/>
-            <w:r>
-              <w:rPr>
-                <w:rFonts w:cs="Arial"/>
-                <w:szCs w:val="20"/>
-              </w:rPr>
-              <w:t xml:space="preserve"> Academy</w:t>
+              <w:t>Intégrale Academy</w:t>
             </w:r>
           </w:p>
           <w:p>
@@ -1605,17 +1123,8 @@
                 <w:rFonts w:cs="Arial"/>
                 <w:szCs w:val="20"/>
               </w:rPr>
-              <w:t xml:space="preserve">54 chemin du </w:t>
+              <w:t>54 chemin du Carreou</w:t>
             </w:r>
-            <w:proofErr w:type="spellStart"/>
-            <w:r>
-              <w:rPr>
-                <w:rFonts w:cs="Arial"/>
-                <w:szCs w:val="20"/>
-              </w:rPr>
-              <w:t>Carreou</w:t>
-            </w:r>
-            <w:proofErr w:type="spellEnd"/>
           </w:p>
           <w:p>
             <w:pPr>
@@ -1668,23 +1177,13 @@
         </w:rPr>
         <w:fldChar w:fldCharType="separate"/>
       </w:r>
-      <w:proofErr w:type="gramStart"/>
       <w:r>
         <w:rPr>
           <w:rFonts w:cs="Arial"/>
           <w:color w:val="FFFFFF"/>
           <w:szCs w:val="20"/>
         </w:rPr>
-        <w:t>[:AFs</w:t>
-      </w:r>
-      <w:proofErr w:type="gramEnd"/>
-      <w:r>
-        <w:rPr>
-          <w:rFonts w:cs="Arial"/>
-          <w:color w:val="FFFFFF"/>
-          <w:szCs w:val="20"/>
-        </w:rPr>
-        <w:t>]</w:t>
+        <w:t>[:AFs]</w:t>
       </w:r>
       <w:r>
         <w:rPr>
@@ -1713,227 +1212,7 @@
           <w:bCs/>
           <w:szCs w:val="20"/>
         </w:rPr>
-        <w:t xml:space="preserve">En </w:t>
-      </w:r>
-      <w:proofErr w:type="spellStart"/>
-      <w:r>
-        <w:rPr>
-          <w:rFonts w:cs="Arial"/>
-          <w:b/>
-          <w:bCs/>
-          <w:szCs w:val="20"/>
-        </w:rPr>
-        <w:t>cas</w:t>
-      </w:r>
-      <w:proofErr w:type="spellEnd"/>
-      <w:r>
-        <w:rPr>
-          <w:rFonts w:cs="Arial"/>
-          <w:b/>
-          <w:bCs/>
-          <w:szCs w:val="20"/>
-        </w:rPr>
-        <w:t xml:space="preserve"> </w:t>
-      </w:r>
-      <w:proofErr w:type="spellStart"/>
-      <w:r>
-        <w:rPr>
-          <w:rFonts w:cs="Arial"/>
-          <w:b/>
-          <w:bCs/>
-          <w:szCs w:val="20"/>
-        </w:rPr>
-        <w:t>d’indisponibilité</w:t>
-      </w:r>
-      <w:proofErr w:type="spellEnd"/>
-      <w:r>
-        <w:rPr>
-          <w:rFonts w:cs="Arial"/>
-          <w:b/>
-          <w:bCs/>
-          <w:szCs w:val="20"/>
-        </w:rPr>
-        <w:t xml:space="preserve"> </w:t>
-      </w:r>
-      <w:proofErr w:type="spellStart"/>
-      <w:r>
-        <w:rPr>
-          <w:rFonts w:cs="Arial"/>
-          <w:b/>
-          <w:bCs/>
-          <w:szCs w:val="20"/>
-        </w:rPr>
-        <w:t>ou</w:t>
-      </w:r>
-      <w:proofErr w:type="spellEnd"/>
-      <w:r>
-        <w:rPr>
-          <w:rFonts w:cs="Arial"/>
-          <w:b/>
-          <w:bCs/>
-          <w:szCs w:val="20"/>
-        </w:rPr>
-        <w:t xml:space="preserve"> de </w:t>
-      </w:r>
-      <w:proofErr w:type="spellStart"/>
-      <w:r>
-        <w:rPr>
-          <w:rFonts w:cs="Arial"/>
-          <w:b/>
-          <w:bCs/>
-          <w:szCs w:val="20"/>
-        </w:rPr>
-        <w:t>renoncement</w:t>
-      </w:r>
-      <w:proofErr w:type="spellEnd"/>
-      <w:r>
-        <w:rPr>
-          <w:rFonts w:cs="Arial"/>
-          <w:b/>
-          <w:bCs/>
-          <w:szCs w:val="20"/>
-        </w:rPr>
-        <w:t xml:space="preserve">, nous vous </w:t>
-      </w:r>
-      <w:proofErr w:type="spellStart"/>
-      <w:r>
-        <w:rPr>
-          <w:rFonts w:cs="Arial"/>
-          <w:b/>
-          <w:bCs/>
-          <w:szCs w:val="20"/>
-        </w:rPr>
-        <w:t>remercions</w:t>
-      </w:r>
-      <w:proofErr w:type="spellEnd"/>
-      <w:r>
-        <w:rPr>
-          <w:rFonts w:cs="Arial"/>
-          <w:b/>
-          <w:bCs/>
-          <w:szCs w:val="20"/>
-        </w:rPr>
-        <w:t xml:space="preserve"> de bien </w:t>
-      </w:r>
-      <w:proofErr w:type="spellStart"/>
-      <w:r>
-        <w:rPr>
-          <w:rFonts w:cs="Arial"/>
-          <w:b/>
-          <w:bCs/>
-          <w:szCs w:val="20"/>
-        </w:rPr>
-        <w:t>vouloir</w:t>
-      </w:r>
-      <w:proofErr w:type="spellEnd"/>
-      <w:r>
-        <w:rPr>
-          <w:rFonts w:cs="Arial"/>
-          <w:b/>
-          <w:bCs/>
-          <w:szCs w:val="20"/>
-        </w:rPr>
-        <w:t xml:space="preserve"> nous </w:t>
-      </w:r>
-      <w:proofErr w:type="spellStart"/>
-      <w:r>
-        <w:rPr>
-          <w:rFonts w:cs="Arial"/>
-          <w:b/>
-          <w:bCs/>
-          <w:szCs w:val="20"/>
-        </w:rPr>
-        <w:t>avertir</w:t>
-      </w:r>
-      <w:proofErr w:type="spellEnd"/>
-      <w:r>
-        <w:rPr>
-          <w:rFonts w:cs="Arial"/>
-          <w:b/>
-          <w:bCs/>
-          <w:szCs w:val="20"/>
-        </w:rPr>
-        <w:t xml:space="preserve"> </w:t>
-      </w:r>
-      <w:proofErr w:type="spellStart"/>
-      <w:r>
-        <w:rPr>
-          <w:rFonts w:cs="Arial"/>
-          <w:b/>
-          <w:bCs/>
-          <w:szCs w:val="20"/>
-        </w:rPr>
-        <w:t>dès</w:t>
-      </w:r>
-      <w:proofErr w:type="spellEnd"/>
-      <w:r>
-        <w:rPr>
-          <w:rFonts w:cs="Arial"/>
-          <w:b/>
-          <w:bCs/>
-          <w:szCs w:val="20"/>
-        </w:rPr>
-        <w:t xml:space="preserve"> </w:t>
-      </w:r>
-      <w:proofErr w:type="spellStart"/>
-      <w:r>
-        <w:rPr>
-          <w:rFonts w:cs="Arial"/>
-          <w:b/>
-          <w:bCs/>
-          <w:szCs w:val="20"/>
-        </w:rPr>
-        <w:t>que</w:t>
-      </w:r>
-      <w:proofErr w:type="spellEnd"/>
-      <w:r>
-        <w:rPr>
-          <w:rFonts w:cs="Arial"/>
-          <w:b/>
-          <w:bCs/>
-          <w:szCs w:val="20"/>
-        </w:rPr>
-        <w:t xml:space="preserve"> possible par </w:t>
-      </w:r>
-      <w:proofErr w:type="spellStart"/>
-      <w:r>
-        <w:rPr>
-          <w:rFonts w:cs="Arial"/>
-          <w:b/>
-          <w:bCs/>
-          <w:szCs w:val="20"/>
-        </w:rPr>
-        <w:t>téléphone</w:t>
-      </w:r>
-      <w:proofErr w:type="spellEnd"/>
-      <w:r>
-        <w:rPr>
-          <w:rFonts w:cs="Arial"/>
-          <w:b/>
-          <w:bCs/>
-          <w:szCs w:val="20"/>
-        </w:rPr>
-        <w:t xml:space="preserve"> au 04 22 47 07 68 </w:t>
-      </w:r>
-      <w:proofErr w:type="spellStart"/>
-      <w:r>
-        <w:rPr>
-          <w:rFonts w:cs="Arial"/>
-          <w:b/>
-          <w:bCs/>
-          <w:szCs w:val="20"/>
-        </w:rPr>
-        <w:t>ou</w:t>
-      </w:r>
-      <w:proofErr w:type="spellEnd"/>
-      <w:r>
-        <w:rPr>
-          <w:rFonts w:cs="Arial"/>
-          <w:b/>
-          <w:bCs/>
-          <w:szCs w:val="20"/>
-        </w:rPr>
-        <w:t xml:space="preserve"> par email à ecole@integraleacademy.com.</w:t>
+        <w:t>En cas d’indisponibilité ou de renoncement, nous vous remercions de bien vouloir nous avertir dès que possible par téléphone au 04 22 47 07 68 ou par email à ecole@integraleacademy.com.</w:t>
       </w:r>
     </w:p>
     <w:p>
@@ -1950,151 +1229,7 @@
           <w:rFonts w:cs="Arial"/>
           <w:szCs w:val="20"/>
         </w:rPr>
-        <w:t xml:space="preserve">Nous </w:t>
-      </w:r>
-      <w:proofErr w:type="spellStart"/>
-      <w:r>
-        <w:rPr>
-          <w:rFonts w:cs="Arial"/>
-          <w:szCs w:val="20"/>
-        </w:rPr>
-        <w:t>restons</w:t>
-      </w:r>
-      <w:proofErr w:type="spellEnd"/>
-      <w:r>
-        <w:rPr>
-          <w:rFonts w:cs="Arial"/>
-          <w:szCs w:val="20"/>
-        </w:rPr>
-        <w:t xml:space="preserve"> à </w:t>
-      </w:r>
-      <w:proofErr w:type="spellStart"/>
-      <w:r>
-        <w:rPr>
-          <w:rFonts w:cs="Arial"/>
-          <w:szCs w:val="20"/>
-        </w:rPr>
-        <w:t>votre</w:t>
-      </w:r>
-      <w:proofErr w:type="spellEnd"/>
-      <w:r>
-        <w:rPr>
-          <w:rFonts w:cs="Arial"/>
-          <w:szCs w:val="20"/>
-        </w:rPr>
-        <w:t xml:space="preserve"> disposition pour tout </w:t>
-      </w:r>
-      <w:proofErr w:type="spellStart"/>
-      <w:r>
-        <w:rPr>
-          <w:rFonts w:cs="Arial"/>
-          <w:szCs w:val="20"/>
-        </w:rPr>
-        <w:t>renseignement</w:t>
-      </w:r>
-      <w:proofErr w:type="spellEnd"/>
-      <w:r>
-        <w:rPr>
-          <w:rFonts w:cs="Arial"/>
-          <w:szCs w:val="20"/>
-        </w:rPr>
-        <w:t xml:space="preserve"> </w:t>
-      </w:r>
-      <w:proofErr w:type="spellStart"/>
-      <w:r>
-        <w:rPr>
-          <w:rFonts w:cs="Arial"/>
-          <w:szCs w:val="20"/>
-        </w:rPr>
-        <w:t>complémentaire</w:t>
-      </w:r>
-      <w:proofErr w:type="spellEnd"/>
-      <w:r>
-        <w:rPr>
-          <w:rFonts w:cs="Arial"/>
-          <w:szCs w:val="20"/>
-        </w:rPr>
-        <w:t xml:space="preserve"> et vous prions de </w:t>
-      </w:r>
-      <w:proofErr w:type="spellStart"/>
-      <w:r>
-        <w:rPr>
-          <w:rFonts w:cs="Arial"/>
-          <w:szCs w:val="20"/>
-        </w:rPr>
-        <w:t>croire</w:t>
-      </w:r>
-      <w:proofErr w:type="spellEnd"/>
-      <w:r>
-        <w:rPr>
-          <w:rFonts w:cs="Arial"/>
-          <w:szCs w:val="20"/>
-        </w:rPr>
-        <w:t xml:space="preserve"> </w:t>
-      </w:r>
-      <w:proofErr w:type="spellStart"/>
-      <w:r>
-        <w:rPr>
-          <w:rFonts w:cs="Arial"/>
-          <w:szCs w:val="20"/>
-        </w:rPr>
-        <w:t>en</w:t>
-      </w:r>
-      <w:proofErr w:type="spellEnd"/>
-      <w:r>
-        <w:rPr>
-          <w:rFonts w:cs="Arial"/>
-          <w:szCs w:val="20"/>
-        </w:rPr>
-        <w:t xml:space="preserve"> </w:t>
-      </w:r>
-      <w:proofErr w:type="spellStart"/>
-      <w:r>
-        <w:rPr>
-          <w:rFonts w:cs="Arial"/>
-          <w:szCs w:val="20"/>
-        </w:rPr>
-        <w:t>l’expression</w:t>
-      </w:r>
-      <w:proofErr w:type="spellEnd"/>
-      <w:r>
-        <w:rPr>
-          <w:rFonts w:cs="Arial"/>
-          <w:szCs w:val="20"/>
-        </w:rPr>
-        <w:t xml:space="preserve"> de </w:t>
-      </w:r>
-      <w:proofErr w:type="spellStart"/>
-      <w:r>
-        <w:rPr>
-          <w:rFonts w:cs="Arial"/>
-          <w:szCs w:val="20"/>
-        </w:rPr>
-        <w:t>nos</w:t>
-      </w:r>
-      <w:proofErr w:type="spellEnd"/>
-      <w:r>
-        <w:rPr>
-          <w:rFonts w:cs="Arial"/>
-          <w:szCs w:val="20"/>
-        </w:rPr>
-        <w:t xml:space="preserve"> salutations </w:t>
-      </w:r>
-      <w:proofErr w:type="spellStart"/>
-      <w:r>
-        <w:rPr>
-          <w:rFonts w:cs="Arial"/>
-          <w:szCs w:val="20"/>
-        </w:rPr>
-        <w:t>distinguées</w:t>
-      </w:r>
-      <w:proofErr w:type="spellEnd"/>
-      <w:r>
-        <w:rPr>
-          <w:rFonts w:cs="Arial"/>
-          <w:szCs w:val="20"/>
-        </w:rPr>
-        <w:t>.</w:t>
+        <w:t>Nous restons à votre disposition pour tout renseignement complémentaire et vous prions de croire en l’expression de nos salutations distinguées.</w:t>
       </w:r>
     </w:p>
     <w:p>
@@ -2132,7 +1267,6 @@
         </w:rPr>
         <w:t xml:space="preserve"> </w:t>
       </w:r>
-      <w:proofErr w:type="gramStart"/>
       <w:r>
         <w:rPr>
           <w:rFonts w:eastAsiaTheme="minorEastAsia" w:cs="Arial"/>
@@ -2142,67 +1276,7 @@
           <w:szCs w:val="20"/>
           <w:lang w:val="fr-FR"/>
         </w:rPr>
-        <w:t xml:space="preserve">{{ </w:t>
-      </w:r>
-      <w:proofErr w:type="spellStart"/>
-      <w:r>
-        <w:rPr>
-          <w:rFonts w:eastAsiaTheme="minorEastAsia" w:cs="Arial"/>
-          <w:b/>
-          <w:bCs/>
-          <w:color w:val="auto"/>
-          <w:szCs w:val="20"/>
-          <w:lang w:val="fr-FR"/>
-        </w:rPr>
-        <w:t>date</w:t>
-      </w:r>
-      <w:proofErr w:type="gramEnd"/>
-      <w:r>
-        <w:rPr>
-          <w:rFonts w:eastAsiaTheme="minorEastAsia" w:cs="Arial"/>
-          <w:b/>
-          <w:bCs/>
-          <w:color w:val="auto"/>
-          <w:szCs w:val="20"/>
-          <w:lang w:val="fr-FR"/>
-        </w:rPr>
-        <w:t>_</w:t>
-      </w:r>
-      <w:proofErr w:type="gramStart"/>
-      <w:r>
-        <w:rPr>
-          <w:rFonts w:eastAsiaTheme="minorEastAsia" w:cs="Arial"/>
-          <w:b/>
-          <w:bCs/>
-          <w:color w:val="auto"/>
-          <w:szCs w:val="20"/>
-          <w:lang w:val="fr-FR"/>
-        </w:rPr>
-        <w:t>jour</w:t>
-      </w:r>
-      <w:proofErr w:type="spellEnd"/>
-      <w:r>
-        <w:rPr>
-          <w:rFonts w:eastAsiaTheme="minorEastAsia" w:cs="Arial"/>
-          <w:b/>
-          <w:bCs/>
-          <w:color w:val="auto"/>
-          <w:szCs w:val="20"/>
-          <w:lang w:val="fr-FR"/>
-        </w:rPr>
-        <w:t xml:space="preserve"> }</w:t>
-      </w:r>
-      <w:proofErr w:type="gramEnd"/>
-      <w:r>
-        <w:rPr>
-          <w:rFonts w:eastAsiaTheme="minorEastAsia" w:cs="Arial"/>
-          <w:b/>
-          <w:bCs/>
-          <w:color w:val="auto"/>
-          <w:szCs w:val="20"/>
-          <w:lang w:val="fr-FR"/>
-        </w:rPr>
-        <w:t>}</w:t>
+        <w:t>{{ date_jour }}</w:t>
       </w:r>
       <w:r>
         <w:rPr>
@@ -2529,7 +1603,6 @@
                 <w:szCs w:val="20"/>
               </w:rPr>
             </w:pPr>
-            <w:proofErr w:type="gramStart"/>
             <w:r>
               <w:rPr>
                 <w:b/>
@@ -2537,9 +1610,8 @@
                 <w:sz w:val="24"/>
                 <w:szCs w:val="28"/>
               </w:rPr>
-              <w:t xml:space="preserve">{{ </w:t>
+              <w:t>{{ nom_complet }}</w:t>
             </w:r>
-            <w:proofErr w:type="spellStart"/>
             <w:r>
               <w:rPr>
                 <w:b/>
@@ -2547,118 +1619,15 @@
                 <w:sz w:val="24"/>
                 <w:szCs w:val="28"/>
               </w:rPr>
-              <w:t>nom</w:t>
+              <w:br/>
             </w:r>
-            <w:proofErr w:type="gramEnd"/>
             <w:r>
               <w:rPr>
-                <w:b/>
                 <w:color w:val="000000" w:themeColor="text1"/>
                 <w:sz w:val="24"/>
                 <w:szCs w:val="28"/>
               </w:rPr>
-              <w:t>_complet</w:t>
-            </w:r>
-            <w:proofErr w:type="spellEnd"/>
-            <w:r>
-              <w:rPr>
-                <w:b/>
-                <w:color w:val="000000" w:themeColor="text1"/>
-                <w:sz w:val="24"/>
-                <w:szCs w:val="28"/>
-              </w:rPr>
-              <w:t xml:space="preserve"> }}</w:t>
-            </w:r>
-            <w:r>
-              <w:rPr>
-                <w:b/>
-                <w:color w:val="000000" w:themeColor="text1"/>
-                <w:sz w:val="24"/>
-                <w:szCs w:val="28"/>
-              </w:rPr>
-              <w:br/>
-            </w:r>
-            <w:proofErr w:type="gramStart"/>
-            <w:r>
-              <w:rPr>
-                <w:color w:val="000000" w:themeColor="text1"/>
-                <w:sz w:val="24"/>
-                <w:szCs w:val="28"/>
-              </w:rPr>
-              <w:t xml:space="preserve">{{ </w:t>
-            </w:r>
-            <w:proofErr w:type="spellStart"/>
-            <w:r>
-              <w:rPr>
-                <w:color w:val="000000" w:themeColor="text1"/>
-                <w:sz w:val="24"/>
-                <w:szCs w:val="28"/>
-              </w:rPr>
-              <w:t>code</w:t>
-            </w:r>
-            <w:proofErr w:type="gramEnd"/>
-            <w:r>
-              <w:rPr>
-                <w:color w:val="000000" w:themeColor="text1"/>
-                <w:sz w:val="24"/>
-                <w:szCs w:val="28"/>
-              </w:rPr>
-              <w:t>_</w:t>
-            </w:r>
-            <w:proofErr w:type="gramStart"/>
-            <w:r>
-              <w:rPr>
-                <w:color w:val="000000" w:themeColor="text1"/>
-                <w:sz w:val="24"/>
-                <w:szCs w:val="28"/>
-              </w:rPr>
-              <w:t>postal</w:t>
-            </w:r>
-            <w:proofErr w:type="spellEnd"/>
-            <w:r>
-              <w:rPr>
-                <w:color w:val="000000" w:themeColor="text1"/>
-                <w:sz w:val="24"/>
-                <w:szCs w:val="28"/>
-              </w:rPr>
-              <w:t xml:space="preserve"> }</w:t>
-            </w:r>
-            <w:proofErr w:type="gramEnd"/>
-            <w:r>
-              <w:rPr>
-                <w:color w:val="000000" w:themeColor="text1"/>
-                <w:sz w:val="24"/>
-                <w:szCs w:val="28"/>
-              </w:rPr>
-              <w:t xml:space="preserve">} </w:t>
-            </w:r>
-            <w:proofErr w:type="gramStart"/>
-            <w:r>
-              <w:rPr>
-                <w:color w:val="000000" w:themeColor="text1"/>
-                <w:sz w:val="24"/>
-                <w:szCs w:val="28"/>
-              </w:rPr>
-              <w:t xml:space="preserve">{{ </w:t>
-            </w:r>
-            <w:proofErr w:type="spellStart"/>
-            <w:r>
-              <w:rPr>
-                <w:color w:val="000000" w:themeColor="text1"/>
-                <w:sz w:val="24"/>
-                <w:szCs w:val="28"/>
-              </w:rPr>
-              <w:t>ville</w:t>
-            </w:r>
-            <w:proofErr w:type="spellEnd"/>
-            <w:proofErr w:type="gramEnd"/>
-            <w:r>
-              <w:rPr>
-                <w:color w:val="000000" w:themeColor="text1"/>
-                <w:sz w:val="24"/>
-                <w:szCs w:val="28"/>
-              </w:rPr>
-              <w:t xml:space="preserve"> }}</w:t>
+              <w:t>{{ code_postal }} {{ ville }}</w:t>
             </w:r>
           </w:p>
         </w:tc>
@@ -2673,59 +1642,13 @@
           <w:szCs w:val="20"/>
         </w:rPr>
       </w:pPr>
-      <w:proofErr w:type="gramStart"/>
       <w:r>
         <w:rPr>
           <w:b/>
           <w:color w:val="000000" w:themeColor="text1"/>
           <w:szCs w:val="20"/>
         </w:rPr>
-        <w:t xml:space="preserve">{{ </w:t>
-      </w:r>
-      <w:proofErr w:type="spellStart"/>
-      <w:r>
-        <w:rPr>
-          <w:b/>
-          <w:color w:val="000000" w:themeColor="text1"/>
-          <w:szCs w:val="20"/>
-        </w:rPr>
-        <w:t>nom</w:t>
-      </w:r>
-      <w:proofErr w:type="gramEnd"/>
-      <w:r>
-        <w:rPr>
-          <w:b/>
-          <w:color w:val="000000" w:themeColor="text1"/>
-          <w:szCs w:val="20"/>
-        </w:rPr>
-        <w:t>_</w:t>
-      </w:r>
-      <w:proofErr w:type="gramStart"/>
-      <w:r>
-        <w:rPr>
-          <w:b/>
-          <w:color w:val="000000" w:themeColor="text1"/>
-          <w:szCs w:val="20"/>
-        </w:rPr>
-        <w:t>complet</w:t>
-      </w:r>
-      <w:proofErr w:type="spellEnd"/>
-      <w:r>
-        <w:rPr>
-          <w:b/>
-          <w:color w:val="000000" w:themeColor="text1"/>
-          <w:szCs w:val="20"/>
-        </w:rPr>
-        <w:t xml:space="preserve"> }</w:t>
-      </w:r>
-      <w:proofErr w:type="gramEnd"/>
-      <w:r>
-        <w:rPr>
-          <w:b/>
-          <w:color w:val="000000" w:themeColor="text1"/>
-          <w:szCs w:val="20"/>
-        </w:rPr>
-        <w:t>}</w:t>
+        <w:t>{{ nom_complet }}</w:t>
       </w:r>
       <w:r>
         <w:rPr>
@@ -2747,133 +1670,13 @@
         <w:rPr>
           <w:szCs w:val="20"/>
         </w:rPr>
-        <w:t xml:space="preserve">Nous </w:t>
-      </w:r>
-      <w:proofErr w:type="spellStart"/>
-      <w:r>
-        <w:rPr>
-          <w:szCs w:val="20"/>
-        </w:rPr>
-        <w:t>avons</w:t>
-      </w:r>
-      <w:proofErr w:type="spellEnd"/>
-      <w:r>
-        <w:rPr>
-          <w:szCs w:val="20"/>
-        </w:rPr>
-        <w:t xml:space="preserve"> le plaisir de vous </w:t>
-      </w:r>
-      <w:proofErr w:type="spellStart"/>
-      <w:r>
-        <w:rPr>
-          <w:szCs w:val="20"/>
-        </w:rPr>
-        <w:t>convoquer</w:t>
-      </w:r>
-      <w:proofErr w:type="spellEnd"/>
-      <w:r>
-        <w:rPr>
-          <w:szCs w:val="20"/>
-        </w:rPr>
-        <w:t xml:space="preserve"> à </w:t>
-      </w:r>
-      <w:proofErr w:type="spellStart"/>
-      <w:r>
-        <w:rPr>
-          <w:szCs w:val="20"/>
-        </w:rPr>
-        <w:t>l’examen</w:t>
-      </w:r>
-      <w:proofErr w:type="spellEnd"/>
-      <w:r>
-        <w:rPr>
-          <w:szCs w:val="20"/>
-        </w:rPr>
-        <w:t xml:space="preserve"> final de </w:t>
-      </w:r>
-      <w:proofErr w:type="spellStart"/>
-      <w:r>
-        <w:rPr>
-          <w:szCs w:val="20"/>
-        </w:rPr>
-        <w:t>votre</w:t>
-      </w:r>
-      <w:proofErr w:type="spellEnd"/>
-      <w:r>
-        <w:rPr>
-          <w:szCs w:val="20"/>
-        </w:rPr>
-        <w:t xml:space="preserve"> formation </w:t>
+        <w:t xml:space="preserve">Nous avons le plaisir de vous convoquer à l’examen final de votre formation </w:t>
       </w:r>
       <w:r>
         <w:rPr>
           <w:szCs w:val="20"/>
         </w:rPr>
-        <w:t xml:space="preserve">Agent de Protection Physique des </w:t>
-      </w:r>
-      <w:proofErr w:type="spellStart"/>
-      <w:r>
-        <w:rPr>
-          <w:szCs w:val="20"/>
-        </w:rPr>
-        <w:t>Personnes</w:t>
-      </w:r>
-      <w:proofErr w:type="spellEnd"/>
-      <w:r>
-        <w:rPr>
-          <w:szCs w:val="20"/>
-        </w:rPr>
-        <w:t xml:space="preserve"> (A3P) </w:t>
-      </w:r>
-      <w:proofErr w:type="spellStart"/>
-      <w:r>
-        <w:rPr>
-          <w:szCs w:val="20"/>
-        </w:rPr>
-        <w:t>selon</w:t>
-      </w:r>
-      <w:proofErr w:type="spellEnd"/>
-      <w:r>
-        <w:rPr>
-          <w:szCs w:val="20"/>
-        </w:rPr>
-        <w:t xml:space="preserve"> les </w:t>
-      </w:r>
-      <w:proofErr w:type="spellStart"/>
-      <w:r>
-        <w:rPr>
-          <w:szCs w:val="20"/>
-        </w:rPr>
-        <w:t>modalités</w:t>
-      </w:r>
-      <w:proofErr w:type="spellEnd"/>
-      <w:r>
-        <w:rPr>
-          <w:szCs w:val="20"/>
-        </w:rPr>
-        <w:t xml:space="preserve"> </w:t>
-      </w:r>
-      <w:proofErr w:type="spellStart"/>
-      <w:proofErr w:type="gramStart"/>
-      <w:r>
-        <w:rPr>
-          <w:szCs w:val="20"/>
-        </w:rPr>
-        <w:t>suivantes</w:t>
-      </w:r>
-      <w:proofErr w:type="spellEnd"/>
-      <w:r>
-        <w:rPr>
-          <w:szCs w:val="20"/>
-        </w:rPr>
-        <w:t xml:space="preserve"> :</w:t>
-      </w:r>
-      <w:proofErr w:type="gramEnd"/>
-      <w:r>
-        <w:rPr>
-          <w:szCs w:val="20"/>
-        </w:rPr>
-        <w:t xml:space="preserve"> </w:t>
+        <w:t xml:space="preserve">Agent de Protection Physique des Personnes (A3P) selon les modalités suivantes : </w:t>
       </w:r>
     </w:p>
     <w:tbl>
@@ -2962,23 +1765,7 @@
                 <w:b/>
                 <w:szCs w:val="20"/>
               </w:rPr>
-              <w:t xml:space="preserve"> et </w:t>
-            </w:r>
-            <w:proofErr w:type="spellStart"/>
-            <w:r>
-              <w:rPr>
-                <w:b/>
-                <w:szCs w:val="20"/>
-              </w:rPr>
-              <w:t>heure</w:t>
-            </w:r>
-            <w:proofErr w:type="spellEnd"/>
-            <w:r>
-              <w:rPr>
-                <w:b/>
-                <w:szCs w:val="20"/>
-              </w:rPr>
-              <w:t xml:space="preserve"> de convocation</w:t>
+              <w:t xml:space="preserve"> et heure de convocation</w:t>
             </w:r>
           </w:p>
         </w:tc>
@@ -3085,27 +1872,7 @@
                 <w:bCs/>
                 <w:szCs w:val="20"/>
               </w:rPr>
-              <w:t xml:space="preserve">Examen A3P </w:t>
-            </w:r>
-            <w:proofErr w:type="spellStart"/>
-            <w:r>
-              <w:rPr>
-                <w:rFonts w:cs="Arial"/>
-                <w:b/>
-                <w:bCs/>
-                <w:szCs w:val="20"/>
-              </w:rPr>
-              <w:t>théorie</w:t>
-            </w:r>
-            <w:proofErr w:type="spellEnd"/>
-            <w:r>
-              <w:rPr>
-                <w:rFonts w:cs="Arial"/>
-                <w:b/>
-                <w:bCs/>
-                <w:szCs w:val="20"/>
-              </w:rPr>
-              <w:t xml:space="preserve"> + pratique</w:t>
+              <w:t>Examen A3P théorie + pratique</w:t>
             </w:r>
           </w:p>
         </w:tc>
@@ -3130,29 +1897,8 @@
             <w:pPr>
               <w:jc w:val="center"/>
             </w:pPr>
-            <w:proofErr w:type="gramStart"/>
             <w:r>
-              <w:t xml:space="preserve">{{ </w:t>
-            </w:r>
-            <w:proofErr w:type="spellStart"/>
-            <w:r>
-              <w:t>date</w:t>
-            </w:r>
-            <w:proofErr w:type="gramEnd"/>
-            <w:r>
-              <w:t>_</w:t>
-            </w:r>
-            <w:proofErr w:type="gramStart"/>
-            <w:r>
-              <w:t>examen</w:t>
-            </w:r>
-            <w:proofErr w:type="spellEnd"/>
-            <w:r>
-              <w:t xml:space="preserve"> }</w:t>
-            </w:r>
-            <w:proofErr w:type="gramEnd"/>
-            <w:r>
-              <w:t>}</w:t>
+              <w:t>{{ date_examen }}</w:t>
             </w:r>
             <w:r>
               <w:t xml:space="preserve"> à 08h00</w:t>
@@ -3211,21 +1957,12 @@
                 <w:szCs w:val="20"/>
               </w:rPr>
             </w:pPr>
-            <w:proofErr w:type="spellStart"/>
             <w:r>
               <w:rPr>
                 <w:rFonts w:cs="Arial"/>
                 <w:szCs w:val="20"/>
               </w:rPr>
-              <w:t>Intégrale</w:t>
-            </w:r>
-            <w:proofErr w:type="spellEnd"/>
-            <w:r>
-              <w:rPr>
-                <w:rFonts w:cs="Arial"/>
-                <w:szCs w:val="20"/>
-              </w:rPr>
-              <w:t xml:space="preserve"> Academy </w:t>
+              <w:t xml:space="preserve">Intégrale Academy </w:t>
             </w:r>
           </w:p>
           <w:p>
@@ -3241,23 +1978,7 @@
                 <w:rFonts w:cs="Arial"/>
                 <w:szCs w:val="20"/>
               </w:rPr>
-              <w:t xml:space="preserve">54 chemin du </w:t>
-            </w:r>
-            <w:proofErr w:type="spellStart"/>
-            <w:r>
-              <w:rPr>
-                <w:rFonts w:cs="Arial"/>
-                <w:szCs w:val="20"/>
-              </w:rPr>
-              <w:t>Carreou</w:t>
-            </w:r>
-            <w:proofErr w:type="spellEnd"/>
-            <w:r>
-              <w:rPr>
-                <w:rFonts w:cs="Arial"/>
-                <w:szCs w:val="20"/>
-              </w:rPr>
-              <w:t xml:space="preserve"> 83480 PUGET SUR ARGENS</w:t>
+              <w:t>54 chemin du Carreou 83480 PUGET SUR ARGENS</w:t>
             </w:r>
           </w:p>
         </w:tc>
@@ -3296,23 +2017,13 @@
         </w:rPr>
         <w:fldChar w:fldCharType="separate"/>
       </w:r>
-      <w:proofErr w:type="gramStart"/>
       <w:r>
         <w:rPr>
           <w:rFonts w:cs="Arial"/>
           <w:color w:val="FFFFFF"/>
           <w:szCs w:val="20"/>
         </w:rPr>
-        <w:t>[:AFs</w:t>
-      </w:r>
-      <w:proofErr w:type="gramEnd"/>
-      <w:r>
-        <w:rPr>
-          <w:rFonts w:cs="Arial"/>
-          <w:color w:val="FFFFFF"/>
-          <w:szCs w:val="20"/>
-        </w:rPr>
-        <w:t>]</w:t>
+        <w:t>[:AFs]</w:t>
       </w:r>
       <w:r>
         <w:rPr>
@@ -3360,36 +2071,8 @@
           <w:color w:val="D32F2F"/>
           <w:szCs w:val="20"/>
         </w:rPr>
-        <w:t xml:space="preserve">Tenue </w:t>
+        <w:t>Tenue professionnelle obligatoire</w:t>
       </w:r>
-      <w:proofErr w:type="spellStart"/>
-      <w:r>
-        <w:rPr>
-          <w:b/>
-          <w:color w:val="D32F2F"/>
-          <w:szCs w:val="20"/>
-        </w:rPr>
-        <w:t>professionnelle</w:t>
-      </w:r>
-      <w:proofErr w:type="spellEnd"/>
-      <w:r>
-        <w:rPr>
-          <w:b/>
-          <w:color w:val="D32F2F"/>
-          <w:szCs w:val="20"/>
-        </w:rPr>
-        <w:t xml:space="preserve"> </w:t>
-      </w:r>
-      <w:proofErr w:type="spellStart"/>
-      <w:r>
-        <w:rPr>
-          <w:b/>
-          <w:color w:val="D32F2F"/>
-          <w:szCs w:val="20"/>
-        </w:rPr>
-        <w:t>obligatoire</w:t>
-      </w:r>
-      <w:proofErr w:type="spellEnd"/>
     </w:p>
     <w:p>
       <w:pPr>
@@ -3402,83 +2085,13 @@
         <w:rPr>
           <w:szCs w:val="20"/>
         </w:rPr>
-        <w:t xml:space="preserve">Pour l’examen, merci de prévoir une tenue professionnelle </w:t>
-      </w:r>
-      <w:proofErr w:type="gramStart"/>
-      <w:r>
-        <w:rPr>
-          <w:szCs w:val="20"/>
-        </w:rPr>
-        <w:t>complète :</w:t>
-      </w:r>
-      <w:proofErr w:type="gramEnd"/>
-      <w:r>
-        <w:rPr>
-          <w:szCs w:val="20"/>
-        </w:rPr>
-        <w:t xml:space="preserve"> chemise blanche, veste noire, pantalon noir, chaussures noires et </w:t>
-      </w:r>
-      <w:proofErr w:type="spellStart"/>
-      <w:r>
-        <w:rPr>
-          <w:szCs w:val="20"/>
-        </w:rPr>
-        <w:t>cravate</w:t>
-      </w:r>
-      <w:proofErr w:type="spellEnd"/>
-      <w:r>
-        <w:rPr>
-          <w:szCs w:val="20"/>
-        </w:rPr>
-        <w:t xml:space="preserve"> noire</w:t>
+        <w:t>Pour l’examen, merci de prévoir une tenue professionnelle complète : chemise blanche, veste noire, pantalon noir, chaussures noires et cravate noire</w:t>
       </w:r>
       <w:r>
         <w:rPr>
           <w:szCs w:val="20"/>
         </w:rPr>
-        <w:t xml:space="preserve"> (</w:t>
-      </w:r>
-      <w:proofErr w:type="spellStart"/>
-      <w:r>
-        <w:rPr>
-          <w:szCs w:val="20"/>
-        </w:rPr>
-        <w:t>cravate</w:t>
-      </w:r>
-      <w:proofErr w:type="spellEnd"/>
-      <w:r>
-        <w:rPr>
-          <w:szCs w:val="20"/>
-        </w:rPr>
-        <w:t xml:space="preserve"> de sécurité </w:t>
-      </w:r>
-      <w:proofErr w:type="spellStart"/>
-      <w:r>
-        <w:rPr>
-          <w:szCs w:val="20"/>
-        </w:rPr>
-        <w:t>élastique</w:t>
-      </w:r>
-      <w:proofErr w:type="spellEnd"/>
-      <w:r>
-        <w:rPr>
-          <w:szCs w:val="20"/>
-        </w:rPr>
-        <w:t xml:space="preserve"> </w:t>
-      </w:r>
-      <w:proofErr w:type="spellStart"/>
-      <w:r>
-        <w:rPr>
-          <w:szCs w:val="20"/>
-        </w:rPr>
-        <w:t>ou</w:t>
-      </w:r>
-      <w:proofErr w:type="spellEnd"/>
-      <w:r>
-        <w:rPr>
-          <w:szCs w:val="20"/>
-        </w:rPr>
-        <w:t xml:space="preserve"> à crochet)</w:t>
+        <w:t xml:space="preserve"> (cravate de sécurité élastique ou à crochet)</w:t>
       </w:r>
       <w:r>
         <w:rPr>
@@ -3507,35 +2120,7 @@
         <w:rPr>
           <w:szCs w:val="20"/>
         </w:rPr>
-        <w:t xml:space="preserve">Nous </w:t>
-      </w:r>
-      <w:proofErr w:type="spellStart"/>
-      <w:r>
-        <w:rPr>
-          <w:szCs w:val="20"/>
-        </w:rPr>
-        <w:t>restons</w:t>
-      </w:r>
-      <w:proofErr w:type="spellEnd"/>
-      <w:r>
-        <w:rPr>
-          <w:szCs w:val="20"/>
-        </w:rPr>
-        <w:t xml:space="preserve"> à </w:t>
-      </w:r>
-      <w:proofErr w:type="spellStart"/>
-      <w:r>
-        <w:rPr>
-          <w:szCs w:val="20"/>
-        </w:rPr>
-        <w:t>votre</w:t>
-      </w:r>
-      <w:proofErr w:type="spellEnd"/>
-      <w:r>
-        <w:rPr>
-          <w:szCs w:val="20"/>
-        </w:rPr>
-        <w:t xml:space="preserve"> disposition pour tout renseignement complémentaire et vous prions de croire en l’expression de nos salutations distinguées.</w:t>
+        <w:t>Nous restons à votre disposition pour tout renseignement complémentaire et vous prions de croire en l’expression de nos salutations distinguées.</w:t>
       </w:r>
     </w:p>
     <w:p>
@@ -3582,7 +2167,6 @@
         </w:rPr>
         <w:t xml:space="preserve"> </w:t>
       </w:r>
-      <w:proofErr w:type="gramStart"/>
       <w:r>
         <w:rPr>
           <w:rFonts w:eastAsiaTheme="minorEastAsia" w:cs="Arial"/>
@@ -3592,67 +2176,7 @@
           <w:szCs w:val="20"/>
           <w:lang w:val="fr-FR"/>
         </w:rPr>
-        <w:t xml:space="preserve">{{ </w:t>
-      </w:r>
-      <w:proofErr w:type="spellStart"/>
-      <w:r>
-        <w:rPr>
-          <w:rFonts w:eastAsiaTheme="minorEastAsia" w:cs="Arial"/>
-          <w:b/>
-          <w:bCs/>
-          <w:color w:val="auto"/>
-          <w:szCs w:val="20"/>
-          <w:lang w:val="fr-FR"/>
-        </w:rPr>
-        <w:t>date</w:t>
-      </w:r>
-      <w:proofErr w:type="gramEnd"/>
-      <w:r>
-        <w:rPr>
-          <w:rFonts w:eastAsiaTheme="minorEastAsia" w:cs="Arial"/>
-          <w:b/>
-          <w:bCs/>
-          <w:color w:val="auto"/>
-          <w:szCs w:val="20"/>
-          <w:lang w:val="fr-FR"/>
-        </w:rPr>
-        <w:t>_</w:t>
-      </w:r>
-      <w:proofErr w:type="gramStart"/>
-      <w:r>
-        <w:rPr>
-          <w:rFonts w:eastAsiaTheme="minorEastAsia" w:cs="Arial"/>
-          <w:b/>
-          <w:bCs/>
-          <w:color w:val="auto"/>
-          <w:szCs w:val="20"/>
-          <w:lang w:val="fr-FR"/>
-        </w:rPr>
-        <w:t>jour</w:t>
-      </w:r>
-      <w:proofErr w:type="spellEnd"/>
-      <w:r>
-        <w:rPr>
-          <w:rFonts w:eastAsiaTheme="minorEastAsia" w:cs="Arial"/>
-          <w:b/>
-          <w:bCs/>
-          <w:color w:val="auto"/>
-          <w:szCs w:val="20"/>
-          <w:lang w:val="fr-FR"/>
-        </w:rPr>
-        <w:t xml:space="preserve"> }</w:t>
-      </w:r>
-      <w:proofErr w:type="gramEnd"/>
-      <w:r>
-        <w:rPr>
-          <w:rFonts w:eastAsiaTheme="minorEastAsia" w:cs="Arial"/>
-          <w:b/>
-          <w:bCs/>
-          <w:color w:val="auto"/>
-          <w:szCs w:val="20"/>
-          <w:lang w:val="fr-FR"/>
-        </w:rPr>
-        <w:t>}</w:t>
+        <w:t>{{ date_jour }}</w:t>
       </w:r>
       <w:r>
         <w:rPr>
@@ -3911,39 +2435,7 @@
           <w:b/>
           <w:szCs w:val="20"/>
         </w:rPr>
-        <w:t xml:space="preserve">Documents </w:t>
-      </w:r>
-      <w:proofErr w:type="spellStart"/>
-      <w:r>
-        <w:rPr>
-          <w:b/>
-          <w:szCs w:val="20"/>
-        </w:rPr>
-        <w:t>administratifs</w:t>
-      </w:r>
-      <w:proofErr w:type="spellEnd"/>
-      <w:r>
-        <w:rPr>
-          <w:b/>
-          <w:szCs w:val="20"/>
-        </w:rPr>
-        <w:t xml:space="preserve"> à </w:t>
-      </w:r>
-      <w:proofErr w:type="spellStart"/>
-      <w:r>
-        <w:rPr>
-          <w:b/>
-          <w:szCs w:val="20"/>
-        </w:rPr>
-        <w:t>déposer</w:t>
-      </w:r>
-      <w:proofErr w:type="spellEnd"/>
-      <w:r>
-        <w:rPr>
-          <w:b/>
-          <w:szCs w:val="20"/>
-        </w:rPr>
-        <w:t xml:space="preserve"> avant l’entrée en formation</w:t>
+        <w:t>Documents administratifs à déposer avant l’entrée en formation</w:t>
       </w:r>
     </w:p>
     <w:p>
@@ -3954,42 +2446,12 @@
           <w:szCs w:val="20"/>
         </w:rPr>
       </w:pPr>
-      <w:proofErr w:type="spellStart"/>
       <w:r>
         <w:rPr>
           <w:szCs w:val="20"/>
         </w:rPr>
-        <w:t>L’ensemble</w:t>
+        <w:t>L’ensemble des documents demandés doit impérativement être déposé sur votre espace stagiaire, accessible à l’adresse suivante :</w:t>
       </w:r>
-      <w:proofErr w:type="spellEnd"/>
-      <w:r>
-        <w:rPr>
-          <w:szCs w:val="20"/>
-        </w:rPr>
-        <w:t xml:space="preserve"> des documents </w:t>
-      </w:r>
-      <w:proofErr w:type="spellStart"/>
-      <w:r>
-        <w:rPr>
-          <w:szCs w:val="20"/>
-        </w:rPr>
-        <w:t>demandés</w:t>
-      </w:r>
-      <w:proofErr w:type="spellEnd"/>
-      <w:r>
-        <w:rPr>
-          <w:szCs w:val="20"/>
-        </w:rPr>
-        <w:t xml:space="preserve"> doit impérativement être déposé sur votre espace stagiaire, accessible à l’adresse </w:t>
-      </w:r>
-      <w:proofErr w:type="gramStart"/>
-      <w:r>
-        <w:rPr>
-          <w:szCs w:val="20"/>
-        </w:rPr>
-        <w:t>suivante :</w:t>
-      </w:r>
-      <w:proofErr w:type="gramEnd"/>
     </w:p>
     <w:tbl>
       <w:tblPr>
@@ -4111,25 +2573,7 @@
                 <w:color w:val="B88918"/>
                 <w:szCs w:val="20"/>
               </w:rPr>
-              <w:t xml:space="preserve">Délai </w:t>
-            </w:r>
-            <w:proofErr w:type="gramStart"/>
-            <w:r>
-              <w:rPr>
-                <w:b/>
-                <w:color w:val="B88918"/>
-                <w:szCs w:val="20"/>
-              </w:rPr>
-              <w:t>obligatoire :</w:t>
-            </w:r>
-            <w:proofErr w:type="gramEnd"/>
-            <w:r>
-              <w:rPr>
-                <w:b/>
-                <w:color w:val="B88918"/>
-                <w:szCs w:val="20"/>
-              </w:rPr>
-              <w:t xml:space="preserve"> </w:t>
+              <w:t xml:space="preserve">Délai obligatoire : </w:t>
             </w:r>
             <w:r>
               <w:rPr>
@@ -4151,35 +2595,7 @@
               <w:rPr>
                 <w:szCs w:val="20"/>
               </w:rPr>
-              <w:t xml:space="preserve">Ce </w:t>
-            </w:r>
-            <w:proofErr w:type="spellStart"/>
-            <w:r>
-              <w:rPr>
-                <w:szCs w:val="20"/>
-              </w:rPr>
-              <w:t>délai</w:t>
-            </w:r>
-            <w:proofErr w:type="spellEnd"/>
-            <w:r>
-              <w:rPr>
-                <w:szCs w:val="20"/>
-              </w:rPr>
-              <w:t xml:space="preserve"> est indispensable </w:t>
-            </w:r>
-            <w:proofErr w:type="spellStart"/>
-            <w:r>
-              <w:rPr>
-                <w:szCs w:val="20"/>
-              </w:rPr>
-              <w:t>afin</w:t>
-            </w:r>
-            <w:proofErr w:type="spellEnd"/>
-            <w:r>
-              <w:rPr>
-                <w:szCs w:val="20"/>
-              </w:rPr>
-              <w:t xml:space="preserve"> de nous permettre d’effectuer les vérifications et déclarations administratives obligatoires avant le démarrage de la formation.</w:t>
+              <w:t>Ce délai est indispensable afin de nous permettre d’effectuer les vérifications et déclarations administratives obligatoires avant le démarrage de la formation.</w:t>
             </w:r>
           </w:p>
         </w:tc>
@@ -4206,133 +2622,7 @@
         <w:rPr>
           <w:szCs w:val="20"/>
         </w:rPr>
-        <w:t xml:space="preserve">Les documents </w:t>
-      </w:r>
-      <w:proofErr w:type="spellStart"/>
-      <w:r>
-        <w:rPr>
-          <w:szCs w:val="20"/>
-        </w:rPr>
-        <w:t>déposés</w:t>
-      </w:r>
-      <w:proofErr w:type="spellEnd"/>
-      <w:r>
-        <w:rPr>
-          <w:szCs w:val="20"/>
-        </w:rPr>
-        <w:t xml:space="preserve"> </w:t>
-      </w:r>
-      <w:proofErr w:type="spellStart"/>
-      <w:r>
-        <w:rPr>
-          <w:szCs w:val="20"/>
-        </w:rPr>
-        <w:t>doivent</w:t>
-      </w:r>
-      <w:proofErr w:type="spellEnd"/>
-      <w:r>
-        <w:rPr>
-          <w:szCs w:val="20"/>
-        </w:rPr>
-        <w:t xml:space="preserve"> </w:t>
-      </w:r>
-      <w:proofErr w:type="spellStart"/>
-      <w:r>
-        <w:rPr>
-          <w:szCs w:val="20"/>
-        </w:rPr>
-        <w:t>être</w:t>
-      </w:r>
-      <w:proofErr w:type="spellEnd"/>
-      <w:r>
-        <w:rPr>
-          <w:szCs w:val="20"/>
-        </w:rPr>
-        <w:t xml:space="preserve"> </w:t>
-      </w:r>
-      <w:proofErr w:type="spellStart"/>
-      <w:r>
-        <w:rPr>
-          <w:szCs w:val="20"/>
-        </w:rPr>
-        <w:t>complets</w:t>
-      </w:r>
-      <w:proofErr w:type="spellEnd"/>
-      <w:r>
-        <w:rPr>
-          <w:szCs w:val="20"/>
-        </w:rPr>
-        <w:t xml:space="preserve">, lisibles, valides et strictement conformes à ce qui est demandé sur votre espace stagiaire. Nous attirons votre attention sur l’importance de cette étape et vous demandons la plus grande vigilance </w:t>
-      </w:r>
-      <w:proofErr w:type="spellStart"/>
-      <w:r>
-        <w:rPr>
-          <w:szCs w:val="20"/>
-        </w:rPr>
-        <w:t>lors</w:t>
-      </w:r>
-      <w:proofErr w:type="spellEnd"/>
-      <w:r>
-        <w:rPr>
-          <w:szCs w:val="20"/>
-        </w:rPr>
-        <w:t xml:space="preserve"> du </w:t>
-      </w:r>
-      <w:proofErr w:type="spellStart"/>
-      <w:r>
-        <w:rPr>
-          <w:szCs w:val="20"/>
-        </w:rPr>
-        <w:t>dépôt</w:t>
-      </w:r>
-      <w:proofErr w:type="spellEnd"/>
-      <w:r>
-        <w:rPr>
-          <w:szCs w:val="20"/>
-        </w:rPr>
-        <w:t xml:space="preserve"> de </w:t>
-      </w:r>
-      <w:proofErr w:type="spellStart"/>
-      <w:r>
-        <w:rPr>
-          <w:szCs w:val="20"/>
-        </w:rPr>
-        <w:t>vos</w:t>
-      </w:r>
-      <w:proofErr w:type="spellEnd"/>
-      <w:r>
-        <w:rPr>
-          <w:szCs w:val="20"/>
-        </w:rPr>
-        <w:t xml:space="preserve"> </w:t>
-      </w:r>
-      <w:proofErr w:type="spellStart"/>
-      <w:r>
-        <w:rPr>
-          <w:szCs w:val="20"/>
-        </w:rPr>
-        <w:t>pièces</w:t>
-      </w:r>
-      <w:proofErr w:type="spellEnd"/>
-      <w:r>
-        <w:rPr>
-          <w:szCs w:val="20"/>
-        </w:rPr>
-        <w:t xml:space="preserve"> </w:t>
-      </w:r>
-      <w:proofErr w:type="spellStart"/>
-      <w:r>
-        <w:rPr>
-          <w:szCs w:val="20"/>
-        </w:rPr>
-        <w:t>justificatives</w:t>
-      </w:r>
-      <w:proofErr w:type="spellEnd"/>
-      <w:r>
-        <w:rPr>
-          <w:szCs w:val="20"/>
-        </w:rPr>
-        <w:t>.</w:t>
+        <w:t>Les documents déposés doivent être complets, lisibles, valides et strictement conformes à ce qui est demandé sur votre espace stagiaire. Nous attirons votre attention sur l’importance de cette étape et vous demandons la plus grande vigilance lors du dépôt de vos pièces justificatives.</w:t>
       </w:r>
     </w:p>
     <w:p>
@@ -4363,163 +2653,13 @@
           <w:b/>
           <w:szCs w:val="20"/>
         </w:rPr>
-        <w:t xml:space="preserve">une grande enveloppe </w:t>
-      </w:r>
-      <w:proofErr w:type="spellStart"/>
-      <w:r>
-        <w:rPr>
-          <w:b/>
-          <w:szCs w:val="20"/>
-        </w:rPr>
-        <w:t>timbrée</w:t>
-      </w:r>
-      <w:proofErr w:type="spellEnd"/>
-      <w:r>
-        <w:rPr>
-          <w:b/>
-          <w:szCs w:val="20"/>
-        </w:rPr>
-        <w:t xml:space="preserve">, </w:t>
-      </w:r>
-      <w:proofErr w:type="spellStart"/>
-      <w:r>
-        <w:rPr>
-          <w:b/>
-          <w:szCs w:val="20"/>
-        </w:rPr>
-        <w:t>préremplie</w:t>
-      </w:r>
-      <w:proofErr w:type="spellEnd"/>
-      <w:r>
-        <w:rPr>
-          <w:b/>
-          <w:szCs w:val="20"/>
-        </w:rPr>
-        <w:t xml:space="preserve"> avec </w:t>
-      </w:r>
-      <w:proofErr w:type="spellStart"/>
-      <w:r>
-        <w:rPr>
-          <w:b/>
-          <w:szCs w:val="20"/>
-        </w:rPr>
-        <w:t>votre</w:t>
-      </w:r>
-      <w:proofErr w:type="spellEnd"/>
-      <w:r>
-        <w:rPr>
-          <w:b/>
-          <w:szCs w:val="20"/>
-        </w:rPr>
-        <w:t xml:space="preserve"> nom et </w:t>
-      </w:r>
-      <w:proofErr w:type="spellStart"/>
-      <w:r>
-        <w:rPr>
-          <w:b/>
-          <w:szCs w:val="20"/>
-        </w:rPr>
-        <w:t>votre</w:t>
-      </w:r>
-      <w:proofErr w:type="spellEnd"/>
-      <w:r>
-        <w:rPr>
-          <w:b/>
-          <w:szCs w:val="20"/>
-        </w:rPr>
-        <w:t xml:space="preserve"> </w:t>
-      </w:r>
-      <w:proofErr w:type="spellStart"/>
-      <w:r>
-        <w:rPr>
-          <w:b/>
-          <w:szCs w:val="20"/>
-        </w:rPr>
-        <w:t>adresse</w:t>
-      </w:r>
-      <w:proofErr w:type="spellEnd"/>
-      <w:r>
-        <w:rPr>
-          <w:b/>
-          <w:szCs w:val="20"/>
-        </w:rPr>
-        <w:t>,</w:t>
+        <w:t>une grande enveloppe timbrée, préremplie avec votre nom et votre adresse,</w:t>
       </w:r>
       <w:r>
         <w:rPr>
           <w:szCs w:val="20"/>
         </w:rPr>
-        <w:t xml:space="preserve"> </w:t>
-      </w:r>
-      <w:proofErr w:type="spellStart"/>
-      <w:r>
-        <w:rPr>
-          <w:szCs w:val="20"/>
-        </w:rPr>
-        <w:t>afin</w:t>
-      </w:r>
-      <w:proofErr w:type="spellEnd"/>
-      <w:r>
-        <w:rPr>
-          <w:szCs w:val="20"/>
-        </w:rPr>
-        <w:t xml:space="preserve"> de </w:t>
-      </w:r>
-      <w:proofErr w:type="spellStart"/>
-      <w:r>
-        <w:rPr>
-          <w:szCs w:val="20"/>
-        </w:rPr>
-        <w:t>permettre</w:t>
-      </w:r>
-      <w:proofErr w:type="spellEnd"/>
-      <w:r>
-        <w:rPr>
-          <w:szCs w:val="20"/>
-        </w:rPr>
-        <w:t xml:space="preserve"> </w:t>
-      </w:r>
-      <w:proofErr w:type="spellStart"/>
-      <w:r>
-        <w:rPr>
-          <w:szCs w:val="20"/>
-        </w:rPr>
-        <w:t>l’envoi</w:t>
-      </w:r>
-      <w:proofErr w:type="spellEnd"/>
-      <w:r>
-        <w:rPr>
-          <w:szCs w:val="20"/>
-        </w:rPr>
-        <w:t xml:space="preserve"> de </w:t>
-      </w:r>
-      <w:proofErr w:type="spellStart"/>
-      <w:r>
-        <w:rPr>
-          <w:szCs w:val="20"/>
-        </w:rPr>
-        <w:t>votre</w:t>
-      </w:r>
-      <w:proofErr w:type="spellEnd"/>
-      <w:r>
-        <w:rPr>
-          <w:szCs w:val="20"/>
-        </w:rPr>
-        <w:t xml:space="preserve"> diplôme après </w:t>
-      </w:r>
-      <w:proofErr w:type="spellStart"/>
-      <w:r>
-        <w:rPr>
-          <w:szCs w:val="20"/>
-        </w:rPr>
-        <w:t>l’examen</w:t>
-      </w:r>
-      <w:proofErr w:type="spellEnd"/>
-      <w:r>
-        <w:rPr>
-          <w:szCs w:val="20"/>
-        </w:rPr>
-        <w:t>.</w:t>
+        <w:t xml:space="preserve"> afin de permettre l’envoi de votre diplôme après l’examen.</w:t>
       </w:r>
     </w:p>
     <w:p>
@@ -4569,78 +2709,27 @@
                 <w:szCs w:val="20"/>
               </w:rPr>
             </w:pPr>
-            <w:proofErr w:type="gramStart"/>
             <w:r>
               <w:rPr>
                 <w:b/>
                 <w:color w:val="D32F2F"/>
                 <w:szCs w:val="20"/>
               </w:rPr>
-              <w:t>Important :</w:t>
+              <w:t xml:space="preserve">Important : </w:t>
             </w:r>
-            <w:proofErr w:type="gramEnd"/>
-            <w:r>
-              <w:rPr>
-                <w:b/>
-                <w:color w:val="D32F2F"/>
-                <w:szCs w:val="20"/>
-              </w:rPr>
-              <w:t xml:space="preserve"> </w:t>
-            </w:r>
-            <w:proofErr w:type="spellStart"/>
             <w:r>
               <w:rPr>
                 <w:b/>
                 <w:szCs w:val="20"/>
               </w:rPr>
-              <w:t>S’agissant</w:t>
+              <w:t>S’agissant d’une formation</w:t>
             </w:r>
-            <w:proofErr w:type="spellEnd"/>
             <w:r>
               <w:rPr>
                 <w:b/>
                 <w:szCs w:val="20"/>
               </w:rPr>
-              <w:t xml:space="preserve"> </w:t>
-            </w:r>
-            <w:proofErr w:type="spellStart"/>
-            <w:r>
-              <w:rPr>
-                <w:b/>
-                <w:szCs w:val="20"/>
-              </w:rPr>
-              <w:t>d’une</w:t>
-            </w:r>
-            <w:proofErr w:type="spellEnd"/>
-            <w:r>
-              <w:rPr>
-                <w:b/>
-                <w:szCs w:val="20"/>
-              </w:rPr>
-              <w:t xml:space="preserve"> formation</w:t>
-            </w:r>
-            <w:r>
-              <w:rPr>
-                <w:b/>
-                <w:szCs w:val="20"/>
-              </w:rPr>
-              <w:t xml:space="preserve"> </w:t>
-            </w:r>
-            <w:proofErr w:type="spellStart"/>
-            <w:r>
-              <w:rPr>
-                <w:b/>
-                <w:szCs w:val="20"/>
-              </w:rPr>
-              <w:t>réglementée</w:t>
-            </w:r>
-            <w:proofErr w:type="spellEnd"/>
-            <w:r>
-              <w:rPr>
-                <w:b/>
-                <w:szCs w:val="20"/>
-              </w:rPr>
-              <w:t>, les documents administratifs demandés sont obligatoires pour pouvoir entrer en formation, suivre les enseignements et se présenter à l’examen.</w:t>
+              <w:t xml:space="preserve"> réglementée, les documents administratifs demandés sont obligatoires pour pouvoir entrer en formation, suivre les enseignements et se présenter à l’examen.</w:t>
             </w:r>
           </w:p>
           <w:p>
@@ -4827,21 +2916,7 @@
               <w:rPr>
                 <w:sz w:val="17"/>
               </w:rPr>
-              <w:t xml:space="preserve">Se présenter avec une tenue correcte et adaptée à la </w:t>
-            </w:r>
-            <w:proofErr w:type="gramStart"/>
-            <w:r>
-              <w:rPr>
-                <w:sz w:val="17"/>
-              </w:rPr>
-              <w:t>formation :</w:t>
-            </w:r>
-            <w:proofErr w:type="gramEnd"/>
-            <w:r>
-              <w:rPr>
-                <w:sz w:val="17"/>
-              </w:rPr>
-              <w:t xml:space="preserve"> t-shirt ou haut correct, pantalon et chaussures. Pour les exercices pratiques ou physiques, une tenue adaptée pourra être exigée selon les consignes des formateurs. Les tenues de plage, claquettes ou vêtements incompatibles avec les exercices pratiques peuvent être refusés.</w:t>
+              <w:t>Se présenter avec une tenue correcte et adaptée à la formation : t-shirt ou haut correct, pantalon et chaussures. Pour les exercices pratiques ou physiques, une tenue adaptée pourra être exigée selon les consignes des formateurs. Les tenues de plage, claquettes ou vêtements incompatibles avec les exercices pratiques peuvent être refusés.</w:t>
             </w:r>
           </w:p>
         </w:tc>
@@ -5042,21 +3117,12 @@
               <w:spacing w:after="0"/>
               <w:jc w:val="both"/>
             </w:pPr>
-            <w:proofErr w:type="gramStart"/>
             <w:r>
               <w:rPr>
                 <w:b/>
                 <w:color w:val="D32F2F"/>
               </w:rPr>
-              <w:t>Important :</w:t>
-            </w:r>
-            <w:proofErr w:type="gramEnd"/>
-            <w:r>
-              <w:rPr>
-                <w:b/>
-                <w:color w:val="D32F2F"/>
-              </w:rPr>
-              <w:t xml:space="preserve"> </w:t>
+              <w:t xml:space="preserve">Important : </w:t>
             </w:r>
             <w:r>
               <w:rPr>
@@ -5147,21 +3213,7 @@
         <w:rPr>
           <w:sz w:val="19"/>
         </w:rPr>
-        <w:t xml:space="preserve">L’hébergement proposé au sein du centre de formation est mis à disposition pour rendre service et vous éviter des dépenses importantes en frais d’hébergement. Il ne s’agit toutefois pas d’un </w:t>
-      </w:r>
-      <w:proofErr w:type="gramStart"/>
-      <w:r>
-        <w:rPr>
-          <w:sz w:val="19"/>
-        </w:rPr>
-        <w:t>hôtel :</w:t>
-      </w:r>
-      <w:proofErr w:type="gramEnd"/>
-      <w:r>
-        <w:rPr>
-          <w:sz w:val="19"/>
-        </w:rPr>
-        <w:t xml:space="preserve"> il s’agit d’un hébergement de type dortoir collectif, avec lits superposés, aménagé au sein de notre école afin de vous accueillir dans les meilleures conditions possibles.</w:t>
+        <w:t>L’hébergement proposé au sein du centre de formation est mis à disposition pour rendre service et vous éviter des dépenses importantes en frais d’hébergement. Il ne s’agit toutefois pas d’un hôtel : il s’agit d’un hébergement de type dortoir collectif, avec lits superposés, aménagé au sein de notre école afin de vous accueillir dans les meilleures conditions possibles.</w:t>
       </w:r>
     </w:p>
     <w:p>
@@ -5216,79 +3268,13 @@
                 <w:color w:val="B28518"/>
                 <w:sz w:val="18"/>
               </w:rPr>
-              <w:t xml:space="preserve">Équipements </w:t>
+              <w:t>Équipements disponibles :</w:t>
             </w:r>
-            <w:proofErr w:type="gramStart"/>
             <w:r>
               <w:rPr>
-                <w:b/>
-                <w:color w:val="B28518"/>
                 <w:sz w:val="18"/>
               </w:rPr>
-              <w:t>disponibles :</w:t>
-            </w:r>
-            <w:proofErr w:type="gramEnd"/>
-            <w:r>
-              <w:rPr>
-                <w:sz w:val="18"/>
-              </w:rPr>
-              <w:t xml:space="preserve"> cuisine équipée avec plaque de cuisson, four, micro-ondes et </w:t>
-            </w:r>
-            <w:proofErr w:type="gramStart"/>
-            <w:r>
-              <w:rPr>
-                <w:sz w:val="18"/>
-              </w:rPr>
-              <w:t>réfrigérateur ;</w:t>
-            </w:r>
-            <w:proofErr w:type="gramEnd"/>
-            <w:r>
-              <w:rPr>
-                <w:sz w:val="18"/>
-              </w:rPr>
-              <w:t xml:space="preserve"> </w:t>
-            </w:r>
-            <w:proofErr w:type="gramStart"/>
-            <w:r>
-              <w:rPr>
-                <w:sz w:val="18"/>
-              </w:rPr>
-              <w:t>toilettes ;</w:t>
-            </w:r>
-            <w:proofErr w:type="gramEnd"/>
-            <w:r>
-              <w:rPr>
-                <w:sz w:val="18"/>
-              </w:rPr>
-              <w:t xml:space="preserve"> </w:t>
-            </w:r>
-            <w:proofErr w:type="gramStart"/>
-            <w:r>
-              <w:rPr>
-                <w:sz w:val="18"/>
-              </w:rPr>
-              <w:t>douche ;</w:t>
-            </w:r>
-            <w:proofErr w:type="gramEnd"/>
-            <w:r>
-              <w:rPr>
-                <w:sz w:val="18"/>
-              </w:rPr>
-              <w:t xml:space="preserve"> lave-</w:t>
-            </w:r>
-            <w:proofErr w:type="gramStart"/>
-            <w:r>
-              <w:rPr>
-                <w:sz w:val="18"/>
-              </w:rPr>
-              <w:t>linge ;</w:t>
-            </w:r>
-            <w:proofErr w:type="gramEnd"/>
-            <w:r>
-              <w:rPr>
-                <w:sz w:val="18"/>
-              </w:rPr>
-              <w:t xml:space="preserve"> sèche-linge.</w:t>
+              <w:t xml:space="preserve"> cuisine équipée avec plaque de cuisson, four, micro-ondes et réfrigérateur ; toilettes ; douche ; lave-linge ; sèche-linge.</w:t>
             </w:r>
           </w:p>
           <w:p>
@@ -5301,18 +3287,8 @@
                 <w:color w:val="B28518"/>
                 <w:sz w:val="18"/>
               </w:rPr>
-              <w:t xml:space="preserve">Fournitures non </w:t>
+              <w:t>Fournitures non fournies :</w:t>
             </w:r>
-            <w:proofErr w:type="gramStart"/>
-            <w:r>
-              <w:rPr>
-                <w:b/>
-                <w:color w:val="B28518"/>
-                <w:sz w:val="18"/>
-              </w:rPr>
-              <w:t>fournies :</w:t>
-            </w:r>
-            <w:proofErr w:type="gramEnd"/>
             <w:r>
               <w:rPr>
                 <w:sz w:val="18"/>
@@ -5330,37 +3306,13 @@
                 <w:color w:val="B28518"/>
                 <w:sz w:val="18"/>
               </w:rPr>
-              <w:t xml:space="preserve">Papier toilette et sacs </w:t>
+              <w:t>Papier toilette et sacs poubelles :</w:t>
             </w:r>
-            <w:proofErr w:type="gramStart"/>
             <w:r>
               <w:rPr>
-                <w:b/>
-                <w:color w:val="B28518"/>
                 <w:sz w:val="18"/>
               </w:rPr>
-              <w:t>poubelles :</w:t>
-            </w:r>
-            <w:proofErr w:type="gramEnd"/>
-            <w:r>
-              <w:rPr>
-                <w:sz w:val="18"/>
-              </w:rPr>
-              <w:t xml:space="preserve"> ils sont remplacés une fois par semaine par notre société de nettoyage. En cas de rupture, il appartient aux stagiaires de prévoir </w:t>
-            </w:r>
-            <w:proofErr w:type="gramStart"/>
-            <w:r>
-              <w:rPr>
-                <w:sz w:val="18"/>
-              </w:rPr>
-              <w:t>un stock</w:t>
-            </w:r>
-            <w:proofErr w:type="gramEnd"/>
-            <w:r>
-              <w:rPr>
-                <w:sz w:val="18"/>
-              </w:rPr>
-              <w:t xml:space="preserve"> complémentaire.</w:t>
+              <w:t xml:space="preserve"> ils sont remplacés une fois par semaine par notre société de nettoyage. En cas de rupture, il appartient aux stagiaires de prévoir un stock complémentaire.</w:t>
             </w:r>
           </w:p>
         </w:tc>
@@ -5379,21 +3331,7 @@
         <w:rPr>
           <w:sz w:val="19"/>
         </w:rPr>
-        <w:t xml:space="preserve">Un entretien hebdomadaire est réalisé par une société de nettoyage. Cependant, les stagiaires bénéficiant de l’hébergement sur place doivent entretenir les locaux au quotidien. Un nécessaire de nettoyage est mis à </w:t>
-      </w:r>
-      <w:proofErr w:type="gramStart"/>
-      <w:r>
-        <w:rPr>
-          <w:sz w:val="19"/>
-        </w:rPr>
-        <w:t>disposition :</w:t>
-      </w:r>
-      <w:proofErr w:type="gramEnd"/>
-      <w:r>
-        <w:rPr>
-          <w:sz w:val="19"/>
-        </w:rPr>
-        <w:t xml:space="preserve"> pelle, balais et matériel de base.</w:t>
+        <w:t>Un entretien hebdomadaire est réalisé par une société de nettoyage. Cependant, les stagiaires bénéficiant de l’hébergement sur place doivent entretenir les locaux au quotidien. Un nécessaire de nettoyage est mis à disposition : pelle, balais et matériel de base.</w:t>
       </w:r>
     </w:p>
     <w:p>
@@ -5470,16 +3408,8 @@
         <w:rPr>
           <w:b/>
         </w:rPr>
-        <w:t xml:space="preserve">Principales règles en vigueur à respecter </w:t>
+        <w:t>Principales règles en vigueur à respecter impérativement :</w:t>
       </w:r>
-      <w:proofErr w:type="gramStart"/>
-      <w:r>
-        <w:rPr>
-          <w:b/>
-        </w:rPr>
-        <w:t>impérativement :</w:t>
-      </w:r>
-      <w:proofErr w:type="gramEnd"/>
     </w:p>
     <w:tbl>
       <w:tblPr>
@@ -5546,21 +3476,7 @@
               <w:rPr>
                 <w:sz w:val="17"/>
               </w:rPr>
-              <w:t xml:space="preserve">• Adopter une tenue vestimentaire </w:t>
-            </w:r>
-            <w:proofErr w:type="gramStart"/>
-            <w:r>
-              <w:rPr>
-                <w:sz w:val="17"/>
-              </w:rPr>
-              <w:t>correcte :</w:t>
-            </w:r>
-            <w:proofErr w:type="gramEnd"/>
-            <w:r>
-              <w:rPr>
-                <w:sz w:val="17"/>
-              </w:rPr>
-              <w:t xml:space="preserve"> ne pas être torse nu ni en sous-vêtements avant, pendant ou après les heures de formation.</w:t>
+              <w:t>• Adopter une tenue vestimentaire correcte : ne pas être torse nu ni en sous-vêtements avant, pendant ou après les heures de formation.</w:t>
             </w:r>
           </w:p>
           <w:p>
@@ -5627,21 +3543,7 @@
               <w:rPr>
                 <w:sz w:val="17"/>
               </w:rPr>
-              <w:t xml:space="preserve">• Respecter la tranquillité du </w:t>
-            </w:r>
-            <w:proofErr w:type="gramStart"/>
-            <w:r>
-              <w:rPr>
-                <w:sz w:val="17"/>
-              </w:rPr>
-              <w:t>voisinage :</w:t>
-            </w:r>
-            <w:proofErr w:type="gramEnd"/>
-            <w:r>
-              <w:rPr>
-                <w:sz w:val="17"/>
-              </w:rPr>
-              <w:t xml:space="preserve"> pas de bruit après 22 heures, pas de fêtes et discrétion obligatoire.</w:t>
+              <w:t>• Respecter la tranquillité du voisinage : pas de bruit après 22 heures, pas de fêtes et discrétion obligatoire.</w:t>
             </w:r>
           </w:p>
           <w:p>
@@ -5677,21 +3579,7 @@
               <w:rPr>
                 <w:sz w:val="17"/>
               </w:rPr>
-              <w:t xml:space="preserve">• Il est interdit d’introduire, de faire introduire ou de faciliter l’introduction de personnes étrangères à la </w:t>
-            </w:r>
-            <w:proofErr w:type="gramStart"/>
-            <w:r>
-              <w:rPr>
-                <w:sz w:val="17"/>
-              </w:rPr>
-              <w:t>formation :</w:t>
-            </w:r>
-            <w:proofErr w:type="gramEnd"/>
-            <w:r>
-              <w:rPr>
-                <w:sz w:val="17"/>
-              </w:rPr>
-              <w:t xml:space="preserve"> famille, amis, etc. L’accès est strictement réservé aux stagiaires.</w:t>
+              <w:t>• Il est interdit d’introduire, de faire introduire ou de faciliter l’introduction de personnes étrangères à la formation : famille, amis, etc. L’accès est strictement réservé aux stagiaires.</w:t>
             </w:r>
           </w:p>
         </w:tc>
@@ -5737,7 +3625,6 @@
             <w:pPr>
               <w:spacing w:after="60" w:line="252" w:lineRule="auto"/>
             </w:pPr>
-            <w:proofErr w:type="gramStart"/>
             <w:r>
               <w:rPr>
                 <w:b/>
@@ -5746,7 +3633,6 @@
               </w:rPr>
               <w:t>Important :</w:t>
             </w:r>
-            <w:proofErr w:type="gramEnd"/>
             <w:r>
               <w:rPr>
                 <w:sz w:val="18"/>
@@ -5905,21 +3791,7 @@
               <w:rPr>
                 <w:sz w:val="18"/>
               </w:rPr>
-              <w:t xml:space="preserve">• Cuisine </w:t>
-            </w:r>
-            <w:proofErr w:type="gramStart"/>
-            <w:r>
-              <w:rPr>
-                <w:sz w:val="18"/>
-              </w:rPr>
-              <w:t>équipée :</w:t>
-            </w:r>
-            <w:proofErr w:type="gramEnd"/>
-            <w:r>
-              <w:rPr>
-                <w:sz w:val="18"/>
-              </w:rPr>
-              <w:t xml:space="preserve"> four, micro-ondes, plaque de cuisson</w:t>
+              <w:t>• Cuisine équipée : four, micro-ondes, plaque de cuisson</w:t>
             </w:r>
           </w:p>
           <w:p>
@@ -5998,21 +3870,7 @@
               <w:rPr>
                 <w:sz w:val="18"/>
               </w:rPr>
-              <w:t xml:space="preserve">• Hypermarchés et commerces </w:t>
-            </w:r>
-            <w:proofErr w:type="gramStart"/>
-            <w:r>
-              <w:rPr>
-                <w:sz w:val="18"/>
-              </w:rPr>
-              <w:t>alimentaires :</w:t>
-            </w:r>
-            <w:proofErr w:type="gramEnd"/>
-            <w:r>
-              <w:rPr>
-                <w:sz w:val="18"/>
-              </w:rPr>
-              <w:t xml:space="preserve"> Lidl, Carrefour, Grand Frais, Satoriz</w:t>
+              <w:t>• Hypermarchés et commerces alimentaires : Lidl, Carrefour, Grand Frais, Satoriz</w:t>
             </w:r>
           </w:p>
           <w:p>
@@ -6024,21 +3882,7 @@
               <w:rPr>
                 <w:sz w:val="18"/>
               </w:rPr>
-              <w:t xml:space="preserve">• Salle de </w:t>
-            </w:r>
-            <w:proofErr w:type="gramStart"/>
-            <w:r>
-              <w:rPr>
-                <w:sz w:val="18"/>
-              </w:rPr>
-              <w:t>sport :</w:t>
-            </w:r>
-            <w:proofErr w:type="gramEnd"/>
-            <w:r>
-              <w:rPr>
-                <w:sz w:val="18"/>
-              </w:rPr>
-              <w:t xml:space="preserve"> Basic-Fit</w:t>
+              <w:t>• Salle de sport : Basic-Fit</w:t>
             </w:r>
           </w:p>
           <w:p>
@@ -6050,21 +3894,7 @@
               <w:rPr>
                 <w:sz w:val="18"/>
               </w:rPr>
-              <w:t>• Fast-</w:t>
-            </w:r>
-            <w:proofErr w:type="gramStart"/>
-            <w:r>
-              <w:rPr>
-                <w:sz w:val="18"/>
-              </w:rPr>
-              <w:t>food :</w:t>
-            </w:r>
-            <w:proofErr w:type="gramEnd"/>
-            <w:r>
-              <w:rPr>
-                <w:sz w:val="18"/>
-              </w:rPr>
-              <w:t xml:space="preserve"> McDonald’s, Steak ’n Shake, KFC</w:t>
+              <w:t>• Fast-food : McDonald’s, Steak ’n Shake, KFC</w:t>
             </w:r>
           </w:p>
         </w:tc>
@@ -6085,25 +3915,7 @@
           <w:color w:val="4B5563"/>
           <w:sz w:val="19"/>
         </w:rPr>
-        <w:t xml:space="preserve">Ces </w:t>
-      </w:r>
-      <w:proofErr w:type="gramStart"/>
-      <w:r>
-        <w:rPr>
-          <w:i/>
-          <w:color w:val="4B5563"/>
-          <w:sz w:val="19"/>
-        </w:rPr>
-        <w:t>informations</w:t>
-      </w:r>
-      <w:proofErr w:type="gramEnd"/>
-      <w:r>
-        <w:rPr>
-          <w:i/>
-          <w:color w:val="4B5563"/>
-          <w:sz w:val="19"/>
-        </w:rPr>
-        <w:t xml:space="preserve"> sont données afin de vous aider à organiser votre séjour et votre formation dans les meilleures conditions possibles.</w:t>
+        <w:t>Ces informations sont données afin de vous aider à organiser votre séjour et votre formation dans les meilleures conditions possibles.</w:t>
       </w:r>
     </w:p>
     <w:tbl>
@@ -6141,7 +3953,6 @@
             <w:pPr>
               <w:spacing w:after="60" w:line="252" w:lineRule="auto"/>
             </w:pPr>
-            <w:proofErr w:type="gramStart"/>
             <w:r>
               <w:rPr>
                 <w:b/>
@@ -6150,7 +3961,6 @@
               </w:rPr>
               <w:t>Rappel :</w:t>
             </w:r>
-            <w:proofErr w:type="gramEnd"/>
             <w:r>
               <w:rPr>
                 <w:sz w:val="19"/>
@@ -6240,43 +4050,7 @@
           <w:bCs/>
           <w:color w:val="EE0000"/>
         </w:rPr>
-        <w:t xml:space="preserve">Bien lire </w:t>
-      </w:r>
-      <w:proofErr w:type="spellStart"/>
-      <w:r>
-        <w:rPr>
-          <w:b/>
-          <w:bCs/>
-          <w:color w:val="EE0000"/>
-        </w:rPr>
-        <w:t>attentivement</w:t>
-      </w:r>
-      <w:proofErr w:type="spellEnd"/>
-      <w:r>
-        <w:rPr>
-          <w:b/>
-          <w:bCs/>
-          <w:color w:val="EE0000"/>
-        </w:rPr>
-        <w:t xml:space="preserve">, TOUT LE MATÉRIEL INDIQUÉ CI-DESSOUS EST </w:t>
-      </w:r>
-      <w:proofErr w:type="gramStart"/>
-      <w:r>
-        <w:rPr>
-          <w:b/>
-          <w:bCs/>
-          <w:color w:val="EE0000"/>
-        </w:rPr>
-        <w:t>OBLIGATOIRE :</w:t>
-      </w:r>
-      <w:proofErr w:type="gramEnd"/>
-      <w:r>
-        <w:rPr>
-          <w:b/>
-          <w:bCs/>
-          <w:color w:val="EE0000"/>
-        </w:rPr>
-        <w:t xml:space="preserve"> </w:t>
+        <w:t xml:space="preserve">Bien lire attentivement, TOUT LE MATÉRIEL INDIQUÉ CI-DESSOUS EST OBLIGATOIRE : </w:t>
       </w:r>
     </w:p>
     <w:tbl>
@@ -6332,35 +4106,7 @@
               <w:rPr>
                 <w:sz w:val="17"/>
               </w:rPr>
-              <w:t xml:space="preserve">• Bloc-notes et </w:t>
-            </w:r>
-            <w:proofErr w:type="spellStart"/>
-            <w:r>
-              <w:rPr>
-                <w:sz w:val="17"/>
-              </w:rPr>
-              <w:t>stylos</w:t>
-            </w:r>
-            <w:proofErr w:type="spellEnd"/>
-            <w:r>
-              <w:rPr>
-                <w:sz w:val="17"/>
-              </w:rPr>
-              <w:t xml:space="preserve"> pour la </w:t>
-            </w:r>
-            <w:proofErr w:type="spellStart"/>
-            <w:r>
-              <w:rPr>
-                <w:sz w:val="17"/>
-              </w:rPr>
-              <w:t>prise</w:t>
-            </w:r>
-            <w:proofErr w:type="spellEnd"/>
-            <w:r>
-              <w:rPr>
-                <w:sz w:val="17"/>
-              </w:rPr>
-              <w:t xml:space="preserve"> de notes.</w:t>
+              <w:t>• Bloc-notes et stylos pour la prise de notes.</w:t>
             </w:r>
           </w:p>
           <w:p>
@@ -6372,21 +4118,7 @@
               <w:rPr>
                 <w:sz w:val="17"/>
               </w:rPr>
-              <w:t xml:space="preserve">• Ordinateur portable ou tablette pour les préparations de </w:t>
-            </w:r>
-            <w:proofErr w:type="gramStart"/>
-            <w:r>
-              <w:rPr>
-                <w:sz w:val="17"/>
-              </w:rPr>
-              <w:t>mission :</w:t>
-            </w:r>
-            <w:proofErr w:type="gramEnd"/>
-            <w:r>
-              <w:rPr>
-                <w:sz w:val="17"/>
-              </w:rPr>
-              <w:t xml:space="preserve"> indispensable.</w:t>
+              <w:t>• Ordinateur portable ou tablette pour les préparations de mission : indispensable.</w:t>
             </w:r>
           </w:p>
           <w:p>
@@ -6398,21 +4130,7 @@
               <w:rPr>
                 <w:sz w:val="17"/>
               </w:rPr>
-              <w:t xml:space="preserve">• Vêtements appropriés aux intempéries </w:t>
-            </w:r>
-            <w:proofErr w:type="gramStart"/>
-            <w:r>
-              <w:rPr>
-                <w:sz w:val="17"/>
-              </w:rPr>
-              <w:t>saisonnières :</w:t>
-            </w:r>
-            <w:proofErr w:type="gramEnd"/>
-            <w:r>
-              <w:rPr>
-                <w:sz w:val="17"/>
-              </w:rPr>
-              <w:t xml:space="preserve"> chaud, froid, pluie.</w:t>
+              <w:t>• Vêtements appropriés aux intempéries saisonnières : chaud, froid, pluie.</w:t>
             </w:r>
           </w:p>
           <w:p>
@@ -6439,21 +4157,7 @@
               <w:rPr>
                 <w:sz w:val="17"/>
               </w:rPr>
-              <w:t xml:space="preserve">• </w:t>
-            </w:r>
-            <w:proofErr w:type="spellStart"/>
-            <w:r>
-              <w:rPr>
-                <w:sz w:val="17"/>
-              </w:rPr>
-              <w:t>Protège</w:t>
-            </w:r>
-            <w:proofErr w:type="spellEnd"/>
-            <w:r>
-              <w:rPr>
-                <w:sz w:val="17"/>
-              </w:rPr>
-              <w:t xml:space="preserve"> dents </w:t>
+              <w:t xml:space="preserve">• Protège dents </w:t>
             </w:r>
           </w:p>
           <w:p>
@@ -6477,21 +4181,7 @@
               <w:rPr>
                 <w:sz w:val="17"/>
               </w:rPr>
-              <w:t xml:space="preserve">• Tenue de </w:t>
-            </w:r>
-            <w:proofErr w:type="gramStart"/>
-            <w:r>
-              <w:rPr>
-                <w:sz w:val="17"/>
-              </w:rPr>
-              <w:t>sport :</w:t>
-            </w:r>
-            <w:proofErr w:type="gramEnd"/>
-            <w:r>
-              <w:rPr>
-                <w:sz w:val="17"/>
-              </w:rPr>
-              <w:t xml:space="preserve"> short, t-shirts, baskets.</w:t>
+              <w:t>• Tenue de sport : short, t-shirts, baskets.</w:t>
             </w:r>
           </w:p>
           <w:p>
@@ -6576,49 +4266,7 @@
               <w:rPr>
                 <w:sz w:val="17"/>
               </w:rPr>
-              <w:t xml:space="preserve">• 1 photo </w:t>
-            </w:r>
-            <w:proofErr w:type="spellStart"/>
-            <w:r>
-              <w:rPr>
-                <w:sz w:val="17"/>
-              </w:rPr>
-              <w:t>d’identité</w:t>
-            </w:r>
-            <w:proofErr w:type="spellEnd"/>
-            <w:r>
-              <w:rPr>
-                <w:sz w:val="17"/>
-              </w:rPr>
-              <w:t xml:space="preserve"> </w:t>
-            </w:r>
-            <w:proofErr w:type="spellStart"/>
-            <w:r>
-              <w:rPr>
-                <w:sz w:val="17"/>
-              </w:rPr>
-              <w:t>officielle</w:t>
-            </w:r>
-            <w:proofErr w:type="spellEnd"/>
-            <w:r>
-              <w:rPr>
-                <w:sz w:val="17"/>
-              </w:rPr>
-              <w:t xml:space="preserve"> pour </w:t>
-            </w:r>
-            <w:proofErr w:type="spellStart"/>
-            <w:r>
-              <w:rPr>
-                <w:sz w:val="17"/>
-              </w:rPr>
-              <w:t>votre</w:t>
-            </w:r>
-            <w:proofErr w:type="spellEnd"/>
-            <w:r>
-              <w:rPr>
-                <w:sz w:val="17"/>
-              </w:rPr>
-              <w:t xml:space="preserve"> dossier</w:t>
+              <w:t>• 1 photo d’identité officielle pour votre dossier</w:t>
             </w:r>
           </w:p>
           <w:p>
@@ -6630,44 +4278,8 @@
               <w:rPr>
                 <w:sz w:val="17"/>
               </w:rPr>
-              <w:t>• Sac type “</w:t>
+              <w:t>• Sac type “banane” qui peut se porter sous les vêtements</w:t>
             </w:r>
-            <w:proofErr w:type="spellStart"/>
-            <w:r>
-              <w:rPr>
-                <w:sz w:val="17"/>
-              </w:rPr>
-              <w:t>banane</w:t>
-            </w:r>
-            <w:proofErr w:type="spellEnd"/>
-            <w:r>
-              <w:rPr>
-                <w:sz w:val="17"/>
-              </w:rPr>
-              <w:t xml:space="preserve">” qui </w:t>
-            </w:r>
-            <w:proofErr w:type="spellStart"/>
-            <w:r>
-              <w:rPr>
-                <w:sz w:val="17"/>
-              </w:rPr>
-              <w:t>peut</w:t>
-            </w:r>
-            <w:proofErr w:type="spellEnd"/>
-            <w:r>
-              <w:rPr>
-                <w:sz w:val="17"/>
-              </w:rPr>
-              <w:t xml:space="preserve"> se porter sous les </w:t>
-            </w:r>
-            <w:proofErr w:type="spellStart"/>
-            <w:r>
-              <w:rPr>
-                <w:sz w:val="17"/>
-              </w:rPr>
-              <w:t>vêtements</w:t>
-            </w:r>
-            <w:proofErr w:type="spellEnd"/>
           </w:p>
           <w:p>
             <w:pPr>
@@ -6690,21 +4302,7 @@
               <w:rPr>
                 <w:sz w:val="17"/>
               </w:rPr>
-              <w:t xml:space="preserve">• Vêtements smart and casual pour les </w:t>
-            </w:r>
-            <w:proofErr w:type="gramStart"/>
-            <w:r>
-              <w:rPr>
-                <w:sz w:val="17"/>
-              </w:rPr>
-              <w:t>missions :</w:t>
-            </w:r>
-            <w:proofErr w:type="gramEnd"/>
-            <w:r>
-              <w:rPr>
-                <w:sz w:val="17"/>
-              </w:rPr>
-              <w:t xml:space="preserve"> chic et confortable.</w:t>
+              <w:t>• Vêtements smart and casual pour les missions : chic et confortable.</w:t>
             </w:r>
           </w:p>
           <w:p>
@@ -6719,63 +4317,13 @@
               <w:rPr>
                 <w:sz w:val="17"/>
               </w:rPr>
-              <w:t xml:space="preserve">• Pour les missions et l’examen </w:t>
+              <w:t>• Pour les missions et l’examen final : costume avec veste noire, pantalon noir, chemise blanche, cravate</w:t>
             </w:r>
-            <w:proofErr w:type="gramStart"/>
             <w:r>
               <w:rPr>
                 <w:sz w:val="17"/>
               </w:rPr>
-              <w:t>final :</w:t>
-            </w:r>
-            <w:proofErr w:type="gramEnd"/>
-            <w:r>
-              <w:rPr>
-                <w:sz w:val="17"/>
-              </w:rPr>
-              <w:t xml:space="preserve"> costume avec veste noire, pantalon noir, chemise blanche, </w:t>
-            </w:r>
-            <w:proofErr w:type="spellStart"/>
-            <w:r>
-              <w:rPr>
-                <w:sz w:val="17"/>
-              </w:rPr>
-              <w:t>cravate</w:t>
-            </w:r>
-            <w:proofErr w:type="spellEnd"/>
-            <w:r>
-              <w:rPr>
-                <w:sz w:val="17"/>
-              </w:rPr>
-              <w:t xml:space="preserve"> de sécurité (à </w:t>
-            </w:r>
-            <w:proofErr w:type="spellStart"/>
-            <w:r>
-              <w:rPr>
-                <w:sz w:val="17"/>
-              </w:rPr>
-              <w:t>élastique</w:t>
-            </w:r>
-            <w:proofErr w:type="spellEnd"/>
-            <w:r>
-              <w:rPr>
-                <w:sz w:val="17"/>
-              </w:rPr>
-              <w:t xml:space="preserve"> </w:t>
-            </w:r>
-            <w:proofErr w:type="spellStart"/>
-            <w:r>
-              <w:rPr>
-                <w:sz w:val="17"/>
-              </w:rPr>
-              <w:t>ou</w:t>
-            </w:r>
-            <w:proofErr w:type="spellEnd"/>
-            <w:r>
-              <w:rPr>
-                <w:sz w:val="17"/>
-              </w:rPr>
-              <w:t xml:space="preserve"> à crochet)</w:t>
+              <w:t xml:space="preserve"> de sécurité (à élastique ou à crochet)</w:t>
             </w:r>
             <w:r>
               <w:rPr>
@@ -6787,35 +4335,7 @@
               <w:rPr>
                 <w:sz w:val="17"/>
               </w:rPr>
-              <w:t xml:space="preserve">. Pour les missions, des </w:t>
-            </w:r>
-            <w:proofErr w:type="spellStart"/>
-            <w:r>
-              <w:rPr>
-                <w:sz w:val="17"/>
-              </w:rPr>
-              <w:t>vêtements</w:t>
-            </w:r>
-            <w:proofErr w:type="spellEnd"/>
-            <w:r>
-              <w:rPr>
-                <w:sz w:val="17"/>
-              </w:rPr>
-              <w:t xml:space="preserve"> de </w:t>
-            </w:r>
-            <w:proofErr w:type="spellStart"/>
-            <w:r>
-              <w:rPr>
-                <w:sz w:val="17"/>
-              </w:rPr>
-              <w:t>ville</w:t>
-            </w:r>
-            <w:proofErr w:type="spellEnd"/>
-            <w:r>
-              <w:rPr>
-                <w:sz w:val="17"/>
-              </w:rPr>
-              <w:t xml:space="preserve"> SMART &amp; CASUAL</w:t>
+              <w:t>. Pour les missions, des vêtements de ville SMART &amp; CASUAL</w:t>
             </w:r>
           </w:p>
           <w:p>
@@ -6846,16 +4366,8 @@
         <w:rPr>
           <w:b/>
         </w:rPr>
-        <w:t xml:space="preserve">Pour celles et ceux qui bénéficient de l’hébergement sur place, prévoir </w:t>
+        <w:t>Pour celles et ceux qui bénéficient de l’hébergement sur place, prévoir également :</w:t>
       </w:r>
-      <w:proofErr w:type="gramStart"/>
-      <w:r>
-        <w:rPr>
-          <w:b/>
-        </w:rPr>
-        <w:t>également :</w:t>
-      </w:r>
-      <w:proofErr w:type="gramEnd"/>
     </w:p>
     <w:tbl>
       <w:tblPr>
@@ -7110,21 +4622,12 @@
         </w:pBdr>
         <w:spacing w:before="40" w:after="0"/>
       </w:pPr>
-      <w:proofErr w:type="gramStart"/>
       <w:r>
         <w:rPr>
           <w:b/>
           <w:sz w:val="19"/>
         </w:rPr>
-        <w:t>Adresse :</w:t>
-      </w:r>
-      <w:proofErr w:type="gramEnd"/>
-      <w:r>
-        <w:rPr>
-          <w:b/>
-          <w:sz w:val="19"/>
-        </w:rPr>
-        <w:t xml:space="preserve"> </w:t>
+        <w:t xml:space="preserve">Adresse : </w:t>
       </w:r>
       <w:r>
         <w:rPr>
@@ -7150,7 +4653,7 @@
 </file>
 
 <file path=word/endnotes.xml><?xml version="1.0" encoding="utf-8"?>
-<w:endnotes xmlns:wpc="http://schemas.microsoft.com/office/word/2010/wordprocessingCanvas" xmlns:cx="http://schemas.microsoft.com/office/drawing/2014/chartex" xmlns:cx1="http://schemas.microsoft.com/office/drawing/2015/9/8/chartex" xmlns:cx2="http://schemas.microsoft.com/office/drawing/2015/10/21/chartex" xmlns:cx3="http://schemas.microsoft.com/office/drawing/2016/5/9/chartex" xmlns:cx4="http://schemas.microsoft.com/office/drawing/2016/5/10/chartex" xmlns:cx5="http://schemas.microsoft.com/office/drawing/2016/5/11/chartex" xmlns:cx6="http://schemas.microsoft.com/office/drawing/2016/5/12/chartex" xmlns:cx7="http://schemas.microsoft.com/office/drawing/2016/5/13/chartex" xmlns:cx8="http://schemas.microsoft.com/office/drawing/2016/5/14/chartex" xmlns:mc="http://schemas.openxmlformats.org/markup-compatibility/2006" xmlns:aink="http://schemas.microsoft.com/office/drawing/2016/ink" xmlns:am3d="http://schemas.microsoft.com/office/drawing/2017/model3d" xmlns:o="urn:schemas-microsoft-com:office:office" xmlns:oel="http://schemas.microsoft.com/office/2019/extlst" xmlns:r="http://schemas.openxmlformats.org/officeDocument/2006/relationships" xmlns:m="http://schemas.openxmlformats.org/officeDocument/2006/math" xmlns:v="urn:schemas-microsoft-com:vml" xmlns:wp14="http://schemas.microsoft.com/office/word/2010/wordprocessingDrawing" xmlns:wp="http://schemas.openxmlformats.org/drawingml/2006/wordprocessingDrawing" xmlns:w10="urn:schemas-microsoft-com:office:word" xmlns:w="http://schemas.openxmlformats.org/wordprocessingml/2006/main" xmlns:w14="http://schemas.microsoft.com/office/word/2010/wordml" xmlns:w15="http://schemas.microsoft.com/office/word/2012/wordml" xmlns:w16cex="http://schemas.microsoft.com/office/word/2018/wordml/cex" xmlns:w16cid="http://schemas.microsoft.com/office/word/2016/wordml/cid" xmlns:w16="http://schemas.microsoft.com/office/word/2018/wordml" xmlns:w16du="http://schemas.microsoft.com/office/word/2023/wordml/word16du" xmlns:w16sdtdh="http://schemas.microsoft.com/office/word/2020/wordml/sdtdatahash" xmlns:w16sdtfl="http://schemas.microsoft.com/office/word/2024/wordml/sdtformatlock" xmlns:w16se="http://schemas.microsoft.com/office/word/2015/wordml/symex" xmlns:wpg="http://schemas.microsoft.com/office/word/2010/wordprocessingGroup" xmlns:wpi="http://schemas.microsoft.com/office/word/2010/wordprocessingInk" xmlns:wne="http://schemas.microsoft.com/office/word/2006/wordml" xmlns:wps="http://schemas.microsoft.com/office/word/2010/wordprocessingShape" mc:Ignorable="w14 w15 w16se w16cid w16 w16cex w16sdtdh w16sdtfl w16du wp14">
+<w:endnotes xmlns:wpc="http://schemas.microsoft.com/office/word/2010/wordprocessingCanvas" xmlns:cx="http://schemas.microsoft.com/office/drawing/2014/chartex" xmlns:cx1="http://schemas.microsoft.com/office/drawing/2015/9/8/chartex" xmlns:cx2="http://schemas.microsoft.com/office/drawing/2015/10/21/chartex" xmlns:cx3="http://schemas.microsoft.com/office/drawing/2016/5/9/chartex" xmlns:cx4="http://schemas.microsoft.com/office/drawing/2016/5/10/chartex" xmlns:cx5="http://schemas.microsoft.com/office/drawing/2016/5/11/chartex" xmlns:cx6="http://schemas.microsoft.com/office/drawing/2016/5/12/chartex" xmlns:cx7="http://schemas.microsoft.com/office/drawing/2016/5/13/chartex" xmlns:cx8="http://schemas.microsoft.com/office/drawing/2016/5/14/chartex" xmlns:mc="http://schemas.openxmlformats.org/markup-compatibility/2006" xmlns:m="http://schemas.openxmlformats.org/officeDocument/2006/math" xmlns:aink="http://schemas.microsoft.com/office/drawing/2016/ink" xmlns:am3d="http://schemas.microsoft.com/office/drawing/2017/model3d" xmlns:oel="http://schemas.microsoft.com/office/2019/extlst" xmlns:r="http://schemas.openxmlformats.org/officeDocument/2006/relationships" xmlns:wp14="http://schemas.microsoft.com/office/word/2010/wordprocessingDrawing" xmlns:wp="http://schemas.openxmlformats.org/drawingml/2006/wordprocessingDrawing" xmlns:wpg="http://schemas.microsoft.com/office/word/2010/wordprocessingGroup" xmlns:wpi="http://schemas.microsoft.com/office/word/2010/wordprocessingInk" xmlns:wps="http://schemas.microsoft.com/office/word/2010/wordprocessingShape" xmlns:o="urn:schemas-microsoft-com:office:office" xmlns:v="urn:schemas-microsoft-com:vml" xmlns:w10="urn:schemas-microsoft-com:office:word" xmlns:w="http://schemas.openxmlformats.org/wordprocessingml/2006/main" xmlns:w14="http://schemas.microsoft.com/office/word/2010/wordml" xmlns:w15="http://schemas.microsoft.com/office/word/2012/wordml" xmlns:w16cei="http://schemas.microsoft.com/office/word/2026/wordml/cei" xmlns:w16cex="http://schemas.microsoft.com/office/word/2018/wordml/cex" xmlns:w16cid="http://schemas.microsoft.com/office/word/2016/wordml/cid" xmlns:w16="http://schemas.microsoft.com/office/word/2018/wordml" xmlns:w16sdtdh="http://schemas.microsoft.com/office/word/2020/wordml/sdtdatahash" xmlns:w16sdtfl="http://schemas.microsoft.com/office/word/2024/wordml/sdtformatlock" xmlns:w16se="http://schemas.microsoft.com/office/word/2015/wordml/symex" xmlns:w16du="http://schemas.microsoft.com/office/word/2023/wordml/word16du" xmlns:wne="http://schemas.microsoft.com/office/word/2006/wordml" mc:Ignorable="w14 w15 w16se w16cid w16 w16cex w16sdtdh w16sdtfl w16du wp14">
   <w:endnote w:type="separator" w:id="-1">
     <w:p>
       <w:pPr>
@@ -7175,13 +4678,13 @@
 </file>
 
 <file path=word/footer1.xml><?xml version="1.0" encoding="utf-8"?>
-<w:ftr xmlns:wpc="http://schemas.microsoft.com/office/word/2010/wordprocessingCanvas" xmlns:cx="http://schemas.microsoft.com/office/drawing/2014/chartex" xmlns:cx1="http://schemas.microsoft.com/office/drawing/2015/9/8/chartex" xmlns:cx2="http://schemas.microsoft.com/office/drawing/2015/10/21/chartex" xmlns:cx3="http://schemas.microsoft.com/office/drawing/2016/5/9/chartex" xmlns:cx4="http://schemas.microsoft.com/office/drawing/2016/5/10/chartex" xmlns:cx5="http://schemas.microsoft.com/office/drawing/2016/5/11/chartex" xmlns:cx6="http://schemas.microsoft.com/office/drawing/2016/5/12/chartex" xmlns:cx7="http://schemas.microsoft.com/office/drawing/2016/5/13/chartex" xmlns:cx8="http://schemas.microsoft.com/office/drawing/2016/5/14/chartex" xmlns:mc="http://schemas.openxmlformats.org/markup-compatibility/2006" xmlns:aink="http://schemas.microsoft.com/office/drawing/2016/ink" xmlns:am3d="http://schemas.microsoft.com/office/drawing/2017/model3d" xmlns:o="urn:schemas-microsoft-com:office:office" xmlns:oel="http://schemas.microsoft.com/office/2019/extlst" xmlns:r="http://schemas.openxmlformats.org/officeDocument/2006/relationships" xmlns:m="http://schemas.openxmlformats.org/officeDocument/2006/math" xmlns:v="urn:schemas-microsoft-com:vml" xmlns:wp14="http://schemas.microsoft.com/office/word/2010/wordprocessingDrawing" xmlns:wp="http://schemas.openxmlformats.org/drawingml/2006/wordprocessingDrawing" xmlns:w10="urn:schemas-microsoft-com:office:word" xmlns:w="http://schemas.openxmlformats.org/wordprocessingml/2006/main" xmlns:w14="http://schemas.microsoft.com/office/word/2010/wordml" xmlns:w15="http://schemas.microsoft.com/office/word/2012/wordml" xmlns:w16cex="http://schemas.microsoft.com/office/word/2018/wordml/cex" xmlns:w16cid="http://schemas.microsoft.com/office/word/2016/wordml/cid" xmlns:w16="http://schemas.microsoft.com/office/word/2018/wordml" xmlns:w16du="http://schemas.microsoft.com/office/word/2023/wordml/word16du" xmlns:w16sdtdh="http://schemas.microsoft.com/office/word/2020/wordml/sdtdatahash" xmlns:w16sdtfl="http://schemas.microsoft.com/office/word/2024/wordml/sdtformatlock" xmlns:w16se="http://schemas.microsoft.com/office/word/2015/wordml/symex" xmlns:wpg="http://schemas.microsoft.com/office/word/2010/wordprocessingGroup" xmlns:wpi="http://schemas.microsoft.com/office/word/2010/wordprocessingInk" xmlns:wne="http://schemas.microsoft.com/office/word/2006/wordml" xmlns:wps="http://schemas.microsoft.com/office/word/2010/wordprocessingShape" mc:Ignorable="w14 w15 w16se w16cid w16 w16cex w16sdtdh w16sdtfl w16du wp14">
+<w:ftr xmlns:wpc="http://schemas.microsoft.com/office/word/2010/wordprocessingCanvas" xmlns:cx="http://schemas.microsoft.com/office/drawing/2014/chartex" xmlns:cx1="http://schemas.microsoft.com/office/drawing/2015/9/8/chartex" xmlns:cx2="http://schemas.microsoft.com/office/drawing/2015/10/21/chartex" xmlns:cx3="http://schemas.microsoft.com/office/drawing/2016/5/9/chartex" xmlns:cx4="http://schemas.microsoft.com/office/drawing/2016/5/10/chartex" xmlns:cx5="http://schemas.microsoft.com/office/drawing/2016/5/11/chartex" xmlns:cx6="http://schemas.microsoft.com/office/drawing/2016/5/12/chartex" xmlns:cx7="http://schemas.microsoft.com/office/drawing/2016/5/13/chartex" xmlns:cx8="http://schemas.microsoft.com/office/drawing/2016/5/14/chartex" xmlns:mc="http://schemas.openxmlformats.org/markup-compatibility/2006" xmlns:m="http://schemas.openxmlformats.org/officeDocument/2006/math" xmlns:aink="http://schemas.microsoft.com/office/drawing/2016/ink" xmlns:am3d="http://schemas.microsoft.com/office/drawing/2017/model3d" xmlns:oel="http://schemas.microsoft.com/office/2019/extlst" xmlns:r="http://schemas.openxmlformats.org/officeDocument/2006/relationships" xmlns:wp14="http://schemas.microsoft.com/office/word/2010/wordprocessingDrawing" xmlns:wp="http://schemas.openxmlformats.org/drawingml/2006/wordprocessingDrawing" xmlns:wpg="http://schemas.microsoft.com/office/word/2010/wordprocessingGroup" xmlns:wpi="http://schemas.microsoft.com/office/word/2010/wordprocessingInk" xmlns:wps="http://schemas.microsoft.com/office/word/2010/wordprocessingShape" xmlns:o="urn:schemas-microsoft-com:office:office" xmlns:v="urn:schemas-microsoft-com:vml" xmlns:w10="urn:schemas-microsoft-com:office:word" xmlns:w="http://schemas.openxmlformats.org/wordprocessingml/2006/main" xmlns:w14="http://schemas.microsoft.com/office/word/2010/wordml" xmlns:w15="http://schemas.microsoft.com/office/word/2012/wordml" xmlns:w16cei="http://schemas.microsoft.com/office/word/2026/wordml/cei" xmlns:w16cex="http://schemas.microsoft.com/office/word/2018/wordml/cex" xmlns:w16cid="http://schemas.microsoft.com/office/word/2016/wordml/cid" xmlns:w16="http://schemas.microsoft.com/office/word/2018/wordml" xmlns:w16sdtdh="http://schemas.microsoft.com/office/word/2020/wordml/sdtdatahash" xmlns:w16sdtfl="http://schemas.microsoft.com/office/word/2024/wordml/sdtformatlock" xmlns:w16se="http://schemas.microsoft.com/office/word/2015/wordml/symex" xmlns:w16du="http://schemas.microsoft.com/office/word/2023/wordml/word16du" xmlns:wne="http://schemas.microsoft.com/office/word/2006/wordml" mc:Ignorable="w14 w15 w16se w16cid w16 w16cex w16sdtdh w16sdtfl w16du wp14">
   <w:p/>
 </w:ftr>
 </file>
 
 <file path=word/footer2.xml><?xml version="1.0" encoding="utf-8"?>
-<w:ftr xmlns:wpc="http://schemas.microsoft.com/office/word/2010/wordprocessingCanvas" xmlns:cx="http://schemas.microsoft.com/office/drawing/2014/chartex" xmlns:cx1="http://schemas.microsoft.com/office/drawing/2015/9/8/chartex" xmlns:cx2="http://schemas.microsoft.com/office/drawing/2015/10/21/chartex" xmlns:cx3="http://schemas.microsoft.com/office/drawing/2016/5/9/chartex" xmlns:cx4="http://schemas.microsoft.com/office/drawing/2016/5/10/chartex" xmlns:cx5="http://schemas.microsoft.com/office/drawing/2016/5/11/chartex" xmlns:cx6="http://schemas.microsoft.com/office/drawing/2016/5/12/chartex" xmlns:cx7="http://schemas.microsoft.com/office/drawing/2016/5/13/chartex" xmlns:cx8="http://schemas.microsoft.com/office/drawing/2016/5/14/chartex" xmlns:mc="http://schemas.openxmlformats.org/markup-compatibility/2006" xmlns:aink="http://schemas.microsoft.com/office/drawing/2016/ink" xmlns:am3d="http://schemas.microsoft.com/office/drawing/2017/model3d" xmlns:o="urn:schemas-microsoft-com:office:office" xmlns:oel="http://schemas.microsoft.com/office/2019/extlst" xmlns:r="http://schemas.openxmlformats.org/officeDocument/2006/relationships" xmlns:m="http://schemas.openxmlformats.org/officeDocument/2006/math" xmlns:v="urn:schemas-microsoft-com:vml" xmlns:wp14="http://schemas.microsoft.com/office/word/2010/wordprocessingDrawing" xmlns:wp="http://schemas.openxmlformats.org/drawingml/2006/wordprocessingDrawing" xmlns:w10="urn:schemas-microsoft-com:office:word" xmlns:w="http://schemas.openxmlformats.org/wordprocessingml/2006/main" xmlns:w14="http://schemas.microsoft.com/office/word/2010/wordml" xmlns:w15="http://schemas.microsoft.com/office/word/2012/wordml" xmlns:w16cex="http://schemas.microsoft.com/office/word/2018/wordml/cex" xmlns:w16cid="http://schemas.microsoft.com/office/word/2016/wordml/cid" xmlns:w16="http://schemas.microsoft.com/office/word/2018/wordml" xmlns:w16du="http://schemas.microsoft.com/office/word/2023/wordml/word16du" xmlns:w16sdtdh="http://schemas.microsoft.com/office/word/2020/wordml/sdtdatahash" xmlns:w16sdtfl="http://schemas.microsoft.com/office/word/2024/wordml/sdtformatlock" xmlns:w16se="http://schemas.microsoft.com/office/word/2015/wordml/symex" xmlns:wpg="http://schemas.microsoft.com/office/word/2010/wordprocessingGroup" xmlns:wpi="http://schemas.microsoft.com/office/word/2010/wordprocessingInk" xmlns:wne="http://schemas.microsoft.com/office/word/2006/wordml" xmlns:wps="http://schemas.microsoft.com/office/word/2010/wordprocessingShape" mc:Ignorable="w14 w15 w16se w16cid w16 w16cex w16sdtdh w16sdtfl w16du wp14">
+<w:ftr xmlns:wpc="http://schemas.microsoft.com/office/word/2010/wordprocessingCanvas" xmlns:cx="http://schemas.microsoft.com/office/drawing/2014/chartex" xmlns:cx1="http://schemas.microsoft.com/office/drawing/2015/9/8/chartex" xmlns:cx2="http://schemas.microsoft.com/office/drawing/2015/10/21/chartex" xmlns:cx3="http://schemas.microsoft.com/office/drawing/2016/5/9/chartex" xmlns:cx4="http://schemas.microsoft.com/office/drawing/2016/5/10/chartex" xmlns:cx5="http://schemas.microsoft.com/office/drawing/2016/5/11/chartex" xmlns:cx6="http://schemas.microsoft.com/office/drawing/2016/5/12/chartex" xmlns:cx7="http://schemas.microsoft.com/office/drawing/2016/5/13/chartex" xmlns:cx8="http://schemas.microsoft.com/office/drawing/2016/5/14/chartex" xmlns:mc="http://schemas.openxmlformats.org/markup-compatibility/2006" xmlns:m="http://schemas.openxmlformats.org/officeDocument/2006/math" xmlns:aink="http://schemas.microsoft.com/office/drawing/2016/ink" xmlns:am3d="http://schemas.microsoft.com/office/drawing/2017/model3d" xmlns:oel="http://schemas.microsoft.com/office/2019/extlst" xmlns:r="http://schemas.openxmlformats.org/officeDocument/2006/relationships" xmlns:wp14="http://schemas.microsoft.com/office/word/2010/wordprocessingDrawing" xmlns:wp="http://schemas.openxmlformats.org/drawingml/2006/wordprocessingDrawing" xmlns:wpg="http://schemas.microsoft.com/office/word/2010/wordprocessingGroup" xmlns:wpi="http://schemas.microsoft.com/office/word/2010/wordprocessingInk" xmlns:wps="http://schemas.microsoft.com/office/word/2010/wordprocessingShape" xmlns:o="urn:schemas-microsoft-com:office:office" xmlns:v="urn:schemas-microsoft-com:vml" xmlns:w10="urn:schemas-microsoft-com:office:word" xmlns:w="http://schemas.openxmlformats.org/wordprocessingml/2006/main" xmlns:w14="http://schemas.microsoft.com/office/word/2010/wordml" xmlns:w15="http://schemas.microsoft.com/office/word/2012/wordml" xmlns:w16cei="http://schemas.microsoft.com/office/word/2026/wordml/cei" xmlns:w16cex="http://schemas.microsoft.com/office/word/2018/wordml/cex" xmlns:w16cid="http://schemas.microsoft.com/office/word/2016/wordml/cid" xmlns:w16="http://schemas.microsoft.com/office/word/2018/wordml" xmlns:w16sdtdh="http://schemas.microsoft.com/office/word/2020/wordml/sdtdatahash" xmlns:w16sdtfl="http://schemas.microsoft.com/office/word/2024/wordml/sdtformatlock" xmlns:w16se="http://schemas.microsoft.com/office/word/2015/wordml/symex" xmlns:w16du="http://schemas.microsoft.com/office/word/2023/wordml/word16du" xmlns:wne="http://schemas.microsoft.com/office/word/2006/wordml" mc:Ignorable="w14 w15 w16se w16cid w16 w16cex w16sdtdh w16sdtfl w16du wp14">
   <w:p>
     <w:pPr>
       <w:pStyle w:val="Pieddepage"/>
@@ -7207,179 +4710,7 @@
         <w:color w:val="8A8F98"/>
         <w:sz w:val="12"/>
       </w:rPr>
-      <w:t xml:space="preserve">La certification </w:t>
-    </w:r>
-    <w:proofErr w:type="spellStart"/>
-    <w:r>
-      <w:rPr>
-        <w:i/>
-        <w:color w:val="8A8F98"/>
-        <w:sz w:val="12"/>
-      </w:rPr>
-      <w:t>qualité</w:t>
-    </w:r>
-    <w:proofErr w:type="spellEnd"/>
-    <w:r>
-      <w:rPr>
-        <w:i/>
-        <w:color w:val="8A8F98"/>
-        <w:sz w:val="12"/>
-      </w:rPr>
-      <w:t xml:space="preserve"> a </w:t>
-    </w:r>
-    <w:proofErr w:type="spellStart"/>
-    <w:r>
-      <w:rPr>
-        <w:i/>
-        <w:color w:val="8A8F98"/>
-        <w:sz w:val="12"/>
-      </w:rPr>
-      <w:t>été</w:t>
-    </w:r>
-    <w:proofErr w:type="spellEnd"/>
-    <w:r>
-      <w:rPr>
-        <w:i/>
-        <w:color w:val="8A8F98"/>
-        <w:sz w:val="12"/>
-      </w:rPr>
-      <w:t xml:space="preserve"> </w:t>
-    </w:r>
-    <w:proofErr w:type="spellStart"/>
-    <w:r>
-      <w:rPr>
-        <w:i/>
-        <w:color w:val="8A8F98"/>
-        <w:sz w:val="12"/>
-      </w:rPr>
-      <w:t>délivrée</w:t>
-    </w:r>
-    <w:proofErr w:type="spellEnd"/>
-    <w:r>
-      <w:rPr>
-        <w:i/>
-        <w:color w:val="8A8F98"/>
-        <w:sz w:val="12"/>
-      </w:rPr>
-      <w:t xml:space="preserve"> au </w:t>
-    </w:r>
-    <w:proofErr w:type="spellStart"/>
-    <w:r>
-      <w:rPr>
-        <w:i/>
-        <w:color w:val="8A8F98"/>
-        <w:sz w:val="12"/>
-      </w:rPr>
-      <w:t>titre</w:t>
-    </w:r>
-    <w:proofErr w:type="spellEnd"/>
-    <w:r>
-      <w:rPr>
-        <w:i/>
-        <w:color w:val="8A8F98"/>
-        <w:sz w:val="12"/>
-      </w:rPr>
-      <w:t xml:space="preserve"> de la </w:t>
-    </w:r>
-    <w:proofErr w:type="spellStart"/>
-    <w:r>
-      <w:rPr>
-        <w:i/>
-        <w:color w:val="8A8F98"/>
-        <w:sz w:val="12"/>
-      </w:rPr>
-      <w:t>ou</w:t>
-    </w:r>
-    <w:proofErr w:type="spellEnd"/>
-    <w:r>
-      <w:rPr>
-        <w:i/>
-        <w:color w:val="8A8F98"/>
-        <w:sz w:val="12"/>
-      </w:rPr>
-      <w:t xml:space="preserve"> des </w:t>
-    </w:r>
-    <w:proofErr w:type="spellStart"/>
-    <w:r>
-      <w:rPr>
-        <w:i/>
-        <w:color w:val="8A8F98"/>
-        <w:sz w:val="12"/>
-      </w:rPr>
-      <w:t>catégories</w:t>
-    </w:r>
-    <w:proofErr w:type="spellEnd"/>
-    <w:r>
-      <w:rPr>
-        <w:i/>
-        <w:color w:val="8A8F98"/>
-        <w:sz w:val="12"/>
-      </w:rPr>
-      <w:t xml:space="preserve"> </w:t>
-    </w:r>
-    <w:proofErr w:type="spellStart"/>
-    <w:r>
-      <w:rPr>
-        <w:i/>
-        <w:color w:val="8A8F98"/>
-        <w:sz w:val="12"/>
-      </w:rPr>
-      <w:t>d’actions</w:t>
-    </w:r>
-    <w:proofErr w:type="spellEnd"/>
-    <w:r>
-      <w:rPr>
-        <w:i/>
-        <w:color w:val="8A8F98"/>
-        <w:sz w:val="12"/>
-      </w:rPr>
-      <w:t xml:space="preserve"> </w:t>
-    </w:r>
-    <w:proofErr w:type="spellStart"/>
-    <w:proofErr w:type="gramStart"/>
-    <w:r>
-      <w:rPr>
-        <w:i/>
-        <w:color w:val="8A8F98"/>
-        <w:sz w:val="12"/>
-      </w:rPr>
-      <w:t>suivantes</w:t>
-    </w:r>
-    <w:proofErr w:type="spellEnd"/>
-    <w:r>
-      <w:rPr>
-        <w:i/>
-        <w:color w:val="8A8F98"/>
-        <w:sz w:val="12"/>
-      </w:rPr>
-      <w:t xml:space="preserve"> :</w:t>
-    </w:r>
-    <w:proofErr w:type="gramEnd"/>
-    <w:r>
-      <w:rPr>
-        <w:i/>
-        <w:color w:val="8A8F98"/>
-        <w:sz w:val="12"/>
-      </w:rPr>
-      <w:t xml:space="preserve"> actions de formation, actions de formation par </w:t>
-    </w:r>
-    <w:proofErr w:type="spellStart"/>
-    <w:r>
-      <w:rPr>
-        <w:i/>
-        <w:color w:val="8A8F98"/>
-        <w:sz w:val="12"/>
-      </w:rPr>
-      <w:t>apprentissage</w:t>
-    </w:r>
-    <w:proofErr w:type="spellEnd"/>
-    <w:r>
-      <w:rPr>
-        <w:i/>
-        <w:color w:val="8A8F98"/>
-        <w:sz w:val="12"/>
-      </w:rPr>
-      <w:t>.</w:t>
+      <w:t>La certification qualité a été délivrée au titre de la ou des catégories d’actions suivantes : actions de formation, actions de formation par apprentissage.</w:t>
     </w:r>
   </w:p>
   <w:p>
@@ -7391,121 +4722,39 @@
         <w:sz w:val="12"/>
       </w:rPr>
     </w:pPr>
-    <w:proofErr w:type="spellStart"/>
     <w:r>
       <w:rPr>
         <w:color w:val="8A8F98"/>
         <w:sz w:val="12"/>
       </w:rPr>
-      <w:t>Autorisation</w:t>
+      <w:t>Autorisation d'exercice CNA3P n°FOR-083-2027-02-08-20200755135</w:t>
     </w:r>
-    <w:proofErr w:type="spellEnd"/>
     <w:r>
       <w:rPr>
         <w:color w:val="8A8F98"/>
         <w:sz w:val="12"/>
       </w:rPr>
-      <w:t xml:space="preserve"> </w:t>
+      <w:br/>
     </w:r>
-    <w:proofErr w:type="spellStart"/>
     <w:r>
       <w:rPr>
         <w:color w:val="8A8F98"/>
         <w:sz w:val="12"/>
       </w:rPr>
-      <w:t>d'exercice</w:t>
-    </w:r>
-    <w:proofErr w:type="spellEnd"/>
-    <w:r>
-      <w:rPr>
-        <w:color w:val="8A8F98"/>
-        <w:sz w:val="12"/>
-      </w:rPr>
-      <w:t xml:space="preserve"> CNA3P n°FOR-083-2027-02-08-20200755135</w:t>
-    </w:r>
-    <w:r>
-      <w:rPr>
-        <w:color w:val="8A8F98"/>
-        <w:sz w:val="12"/>
-      </w:rPr>
-      <w:br/>
-    </w:r>
-    <w:proofErr w:type="spellStart"/>
-    <w:r>
-      <w:rPr>
-        <w:color w:val="8A8F98"/>
-        <w:sz w:val="12"/>
-      </w:rPr>
-      <w:t>Agrément</w:t>
-    </w:r>
-    <w:proofErr w:type="spellEnd"/>
-    <w:r>
-      <w:rPr>
-        <w:color w:val="8A8F98"/>
-        <w:sz w:val="12"/>
-      </w:rPr>
-      <w:t xml:space="preserve"> ADEF A3</w:t>
-    </w:r>
-    <w:proofErr w:type="gramStart"/>
-    <w:r>
-      <w:rPr>
-        <w:color w:val="8A8F98"/>
-        <w:sz w:val="12"/>
-      </w:rPr>
-      <w:t>P :</w:t>
-    </w:r>
-    <w:proofErr w:type="gramEnd"/>
-    <w:r>
-      <w:rPr>
-        <w:color w:val="8A8F98"/>
-        <w:sz w:val="12"/>
-      </w:rPr>
-      <w:t xml:space="preserve"> 8320032701 - </w:t>
-    </w:r>
-    <w:proofErr w:type="spellStart"/>
-    <w:r>
-      <w:rPr>
-        <w:color w:val="8A8F98"/>
-        <w:sz w:val="12"/>
-      </w:rPr>
-      <w:t>Agrément</w:t>
-    </w:r>
-    <w:proofErr w:type="spellEnd"/>
-    <w:r>
-      <w:rPr>
-        <w:color w:val="8A8F98"/>
-        <w:sz w:val="12"/>
-      </w:rPr>
-      <w:t xml:space="preserve"> ADEF A3</w:t>
-    </w:r>
-    <w:proofErr w:type="gramStart"/>
-    <w:r>
-      <w:rPr>
-        <w:color w:val="8A8F98"/>
-        <w:sz w:val="12"/>
-      </w:rPr>
-      <w:t>P :</w:t>
-    </w:r>
-    <w:proofErr w:type="gramEnd"/>
-    <w:r>
-      <w:rPr>
-        <w:color w:val="8A8F98"/>
-        <w:sz w:val="12"/>
-      </w:rPr>
-      <w:t xml:space="preserve"> 8320111201</w:t>
+      <w:t>Agrément ADEF A3P : 8320032701 - Agrément ADEF A3P : 8320111201</w:t>
     </w:r>
   </w:p>
 </w:ftr>
 </file>
 
 <file path=word/footer3.xml><?xml version="1.0" encoding="utf-8"?>
-<w:ftr xmlns:wpc="http://schemas.microsoft.com/office/word/2010/wordprocessingCanvas" xmlns:cx="http://schemas.microsoft.com/office/drawing/2014/chartex" xmlns:cx1="http://schemas.microsoft.com/office/drawing/2015/9/8/chartex" xmlns:cx2="http://schemas.microsoft.com/office/drawing/2015/10/21/chartex" xmlns:cx3="http://schemas.microsoft.com/office/drawing/2016/5/9/chartex" xmlns:cx4="http://schemas.microsoft.com/office/drawing/2016/5/10/chartex" xmlns:cx5="http://schemas.microsoft.com/office/drawing/2016/5/11/chartex" xmlns:cx6="http://schemas.microsoft.com/office/drawing/2016/5/12/chartex" xmlns:cx7="http://schemas.microsoft.com/office/drawing/2016/5/13/chartex" xmlns:cx8="http://schemas.microsoft.com/office/drawing/2016/5/14/chartex" xmlns:mc="http://schemas.openxmlformats.org/markup-compatibility/2006" xmlns:aink="http://schemas.microsoft.com/office/drawing/2016/ink" xmlns:am3d="http://schemas.microsoft.com/office/drawing/2017/model3d" xmlns:o="urn:schemas-microsoft-com:office:office" xmlns:oel="http://schemas.microsoft.com/office/2019/extlst" xmlns:r="http://schemas.openxmlformats.org/officeDocument/2006/relationships" xmlns:m="http://schemas.openxmlformats.org/officeDocument/2006/math" xmlns:v="urn:schemas-microsoft-com:vml" xmlns:wp14="http://schemas.microsoft.com/office/word/2010/wordprocessingDrawing" xmlns:wp="http://schemas.openxmlformats.org/drawingml/2006/wordprocessingDrawing" xmlns:w10="urn:schemas-microsoft-com:office:word" xmlns:w="http://schemas.openxmlformats.org/wordprocessingml/2006/main" xmlns:w14="http://schemas.microsoft.com/office/word/2010/wordml" xmlns:w15="http://schemas.microsoft.com/office/word/2012/wordml" xmlns:w16cex="http://schemas.microsoft.com/office/word/2018/wordml/cex" xmlns:w16cid="http://schemas.microsoft.com/office/word/2016/wordml/cid" xmlns:w16="http://schemas.microsoft.com/office/word/2018/wordml" xmlns:w16du="http://schemas.microsoft.com/office/word/2023/wordml/word16du" xmlns:w16sdtdh="http://schemas.microsoft.com/office/word/2020/wordml/sdtdatahash" xmlns:w16sdtfl="http://schemas.microsoft.com/office/word/2024/wordml/sdtformatlock" xmlns:w16se="http://schemas.microsoft.com/office/word/2015/wordml/symex" xmlns:wpg="http://schemas.microsoft.com/office/word/2010/wordprocessingGroup" xmlns:wpi="http://schemas.microsoft.com/office/word/2010/wordprocessingInk" xmlns:wne="http://schemas.microsoft.com/office/word/2006/wordml" xmlns:wps="http://schemas.microsoft.com/office/word/2010/wordprocessingShape" mc:Ignorable="w14 w15 w16se w16cid w16 w16cex w16sdtdh w16sdtfl w16du wp14">
+<w:ftr xmlns:wpc="http://schemas.microsoft.com/office/word/2010/wordprocessingCanvas" xmlns:cx="http://schemas.microsoft.com/office/drawing/2014/chartex" xmlns:cx1="http://schemas.microsoft.com/office/drawing/2015/9/8/chartex" xmlns:cx2="http://schemas.microsoft.com/office/drawing/2015/10/21/chartex" xmlns:cx3="http://schemas.microsoft.com/office/drawing/2016/5/9/chartex" xmlns:cx4="http://schemas.microsoft.com/office/drawing/2016/5/10/chartex" xmlns:cx5="http://schemas.microsoft.com/office/drawing/2016/5/11/chartex" xmlns:cx6="http://schemas.microsoft.com/office/drawing/2016/5/12/chartex" xmlns:cx7="http://schemas.microsoft.com/office/drawing/2016/5/13/chartex" xmlns:cx8="http://schemas.microsoft.com/office/drawing/2016/5/14/chartex" xmlns:mc="http://schemas.openxmlformats.org/markup-compatibility/2006" xmlns:m="http://schemas.openxmlformats.org/officeDocument/2006/math" xmlns:aink="http://schemas.microsoft.com/office/drawing/2016/ink" xmlns:am3d="http://schemas.microsoft.com/office/drawing/2017/model3d" xmlns:oel="http://schemas.microsoft.com/office/2019/extlst" xmlns:r="http://schemas.openxmlformats.org/officeDocument/2006/relationships" xmlns:wp14="http://schemas.microsoft.com/office/word/2010/wordprocessingDrawing" xmlns:wp="http://schemas.openxmlformats.org/drawingml/2006/wordprocessingDrawing" xmlns:wpg="http://schemas.microsoft.com/office/word/2010/wordprocessingGroup" xmlns:wpi="http://schemas.microsoft.com/office/word/2010/wordprocessingInk" xmlns:wps="http://schemas.microsoft.com/office/word/2010/wordprocessingShape" xmlns:o="urn:schemas-microsoft-com:office:office" xmlns:v="urn:schemas-microsoft-com:vml" xmlns:w10="urn:schemas-microsoft-com:office:word" xmlns:w="http://schemas.openxmlformats.org/wordprocessingml/2006/main" xmlns:w14="http://schemas.microsoft.com/office/word/2010/wordml" xmlns:w15="http://schemas.microsoft.com/office/word/2012/wordml" xmlns:w16cei="http://schemas.microsoft.com/office/word/2026/wordml/cei" xmlns:w16cex="http://schemas.microsoft.com/office/word/2018/wordml/cex" xmlns:w16cid="http://schemas.microsoft.com/office/word/2016/wordml/cid" xmlns:w16="http://schemas.microsoft.com/office/word/2018/wordml" xmlns:w16sdtdh="http://schemas.microsoft.com/office/word/2020/wordml/sdtdatahash" xmlns:w16sdtfl="http://schemas.microsoft.com/office/word/2024/wordml/sdtformatlock" xmlns:w16se="http://schemas.microsoft.com/office/word/2015/wordml/symex" xmlns:w16du="http://schemas.microsoft.com/office/word/2023/wordml/word16du" xmlns:wne="http://schemas.microsoft.com/office/word/2006/wordml" mc:Ignorable="w14 w15 w16se w16cid w16 w16cex w16sdtdh w16sdtfl w16du wp14">
   <w:p/>
 </w:ftr>
 </file>
 
 <file path=word/footnotes.xml><?xml version="1.0" encoding="utf-8"?>
-<w:footnotes xmlns:wpc="http://schemas.microsoft.com/office/word/2010/wordprocessingCanvas" xmlns:cx="http://schemas.microsoft.com/office/drawing/2014/chartex" xmlns:cx1="http://schemas.microsoft.com/office/drawing/2015/9/8/chartex" xmlns:cx2="http://schemas.microsoft.com/office/drawing/2015/10/21/chartex" xmlns:cx3="http://schemas.microsoft.com/office/drawing/2016/5/9/chartex" xmlns:cx4="http://schemas.microsoft.com/office/drawing/2016/5/10/chartex" xmlns:cx5="http://schemas.microsoft.com/office/drawing/2016/5/11/chartex" xmlns:cx6="http://schemas.microsoft.com/office/drawing/2016/5/12/chartex" xmlns:cx7="http://schemas.microsoft.com/office/drawing/2016/5/13/chartex" xmlns:cx8="http://schemas.microsoft.com/office/drawing/2016/5/14/chartex" xmlns:mc="http://schemas.openxmlformats.org/markup-compatibility/2006" xmlns:aink="http://schemas.microsoft.com/office/drawing/2016/ink" xmlns:am3d="http://schemas.microsoft.com/office/drawing/2017/model3d" xmlns:o="urn:schemas-microsoft-com:office:office" xmlns:oel="http://schemas.microsoft.com/office/2019/extlst" xmlns:r="http://schemas.openxmlformats.org/officeDocument/2006/relationships" xmlns:m="http://schemas.openxmlformats.org/officeDocument/2006/math" xmlns:v="urn:schemas-microsoft-com:vml" xmlns:wp14="http://schemas.microsoft.com/office/word/2010/wordprocessingDrawing" xmlns:wp="http://schemas.openxmlformats.org/drawingml/2006/wordprocessingDrawing" xmlns:w10="urn:schemas-microsoft-com:office:word" xmlns:w="http://schemas.openxmlformats.org/wordprocessingml/2006/main" xmlns:w14="http://schemas.microsoft.com/office/word/2010/wordml" xmlns:w15="http://schemas.microsoft.com/office/word/2012/wordml" xmlns:w16cex="http://schemas.microsoft.com/office/word/2018/wordml/cex" xmlns:w16cid="http://schemas.microsoft.com/office/word/2016/wordml/cid" xmlns:w16="http://schemas.microsoft.com/office/word/2018/wordml" xmlns:w16du="http://schemas.microsoft.com/office/word/2023/wordml/word16du" xmlns:w16sdtdh="http://schemas.microsoft.com/office/word/2020/wordml/sdtdatahash" xmlns:w16sdtfl="http://schemas.microsoft.com/office/word/2024/wordml/sdtformatlock" xmlns:w16se="http://schemas.microsoft.com/office/word/2015/wordml/symex" xmlns:wpg="http://schemas.microsoft.com/office/word/2010/wordprocessingGroup" xmlns:wpi="http://schemas.microsoft.com/office/word/2010/wordprocessingInk" xmlns:wne="http://schemas.microsoft.com/office/word/2006/wordml" xmlns:wps="http://schemas.microsoft.com/office/word/2010/wordprocessingShape" mc:Ignorable="w14 w15 w16se w16cid w16 w16cex w16sdtdh w16sdtfl w16du wp14">
+<w:footnotes xmlns:wpc="http://schemas.microsoft.com/office/word/2010/wordprocessingCanvas" xmlns:cx="http://schemas.microsoft.com/office/drawing/2014/chartex" xmlns:cx1="http://schemas.microsoft.com/office/drawing/2015/9/8/chartex" xmlns:cx2="http://schemas.microsoft.com/office/drawing/2015/10/21/chartex" xmlns:cx3="http://schemas.microsoft.com/office/drawing/2016/5/9/chartex" xmlns:cx4="http://schemas.microsoft.com/office/drawing/2016/5/10/chartex" xmlns:cx5="http://schemas.microsoft.com/office/drawing/2016/5/11/chartex" xmlns:cx6="http://schemas.microsoft.com/office/drawing/2016/5/12/chartex" xmlns:cx7="http://schemas.microsoft.com/office/drawing/2016/5/13/chartex" xmlns:cx8="http://schemas.microsoft.com/office/drawing/2016/5/14/chartex" xmlns:mc="http://schemas.openxmlformats.org/markup-compatibility/2006" xmlns:m="http://schemas.openxmlformats.org/officeDocument/2006/math" xmlns:aink="http://schemas.microsoft.com/office/drawing/2016/ink" xmlns:am3d="http://schemas.microsoft.com/office/drawing/2017/model3d" xmlns:oel="http://schemas.microsoft.com/office/2019/extlst" xmlns:r="http://schemas.openxmlformats.org/officeDocument/2006/relationships" xmlns:wp14="http://schemas.microsoft.com/office/word/2010/wordprocessingDrawing" xmlns:wp="http://schemas.openxmlformats.org/drawingml/2006/wordprocessingDrawing" xmlns:wpg="http://schemas.microsoft.com/office/word/2010/wordprocessingGroup" xmlns:wpi="http://schemas.microsoft.com/office/word/2010/wordprocessingInk" xmlns:wps="http://schemas.microsoft.com/office/word/2010/wordprocessingShape" xmlns:o="urn:schemas-microsoft-com:office:office" xmlns:v="urn:schemas-microsoft-com:vml" xmlns:w10="urn:schemas-microsoft-com:office:word" xmlns:w="http://schemas.openxmlformats.org/wordprocessingml/2006/main" xmlns:w14="http://schemas.microsoft.com/office/word/2010/wordml" xmlns:w15="http://schemas.microsoft.com/office/word/2012/wordml" xmlns:w16cei="http://schemas.microsoft.com/office/word/2026/wordml/cei" xmlns:w16cex="http://schemas.microsoft.com/office/word/2018/wordml/cex" xmlns:w16cid="http://schemas.microsoft.com/office/word/2016/wordml/cid" xmlns:w16="http://schemas.microsoft.com/office/word/2018/wordml" xmlns:w16sdtdh="http://schemas.microsoft.com/office/word/2020/wordml/sdtdatahash" xmlns:w16sdtfl="http://schemas.microsoft.com/office/word/2024/wordml/sdtformatlock" xmlns:w16se="http://schemas.microsoft.com/office/word/2015/wordml/symex" xmlns:w16du="http://schemas.microsoft.com/office/word/2023/wordml/word16du" xmlns:wne="http://schemas.microsoft.com/office/word/2006/wordml" mc:Ignorable="w14 w15 w16se w16cid w16 w16cex w16sdtdh w16sdtfl w16du wp14">
   <w:footnote w:type="separator" w:id="-1">
     <w:p>
       <w:pPr>
@@ -7530,13 +4779,13 @@
 </file>
 
 <file path=word/header1.xml><?xml version="1.0" encoding="utf-8"?>
-<w:hdr xmlns:wpc="http://schemas.microsoft.com/office/word/2010/wordprocessingCanvas" xmlns:cx="http://schemas.microsoft.com/office/drawing/2014/chartex" xmlns:cx1="http://schemas.microsoft.com/office/drawing/2015/9/8/chartex" xmlns:cx2="http://schemas.microsoft.com/office/drawing/2015/10/21/chartex" xmlns:cx3="http://schemas.microsoft.com/office/drawing/2016/5/9/chartex" xmlns:cx4="http://schemas.microsoft.com/office/drawing/2016/5/10/chartex" xmlns:cx5="http://schemas.microsoft.com/office/drawing/2016/5/11/chartex" xmlns:cx6="http://schemas.microsoft.com/office/drawing/2016/5/12/chartex" xmlns:cx7="http://schemas.microsoft.com/office/drawing/2016/5/13/chartex" xmlns:cx8="http://schemas.microsoft.com/office/drawing/2016/5/14/chartex" xmlns:mc="http://schemas.openxmlformats.org/markup-compatibility/2006" xmlns:aink="http://schemas.microsoft.com/office/drawing/2016/ink" xmlns:am3d="http://schemas.microsoft.com/office/drawing/2017/model3d" xmlns:o="urn:schemas-microsoft-com:office:office" xmlns:oel="http://schemas.microsoft.com/office/2019/extlst" xmlns:r="http://schemas.openxmlformats.org/officeDocument/2006/relationships" xmlns:m="http://schemas.openxmlformats.org/officeDocument/2006/math" xmlns:v="urn:schemas-microsoft-com:vml" xmlns:wp14="http://schemas.microsoft.com/office/word/2010/wordprocessingDrawing" xmlns:wp="http://schemas.openxmlformats.org/drawingml/2006/wordprocessingDrawing" xmlns:w10="urn:schemas-microsoft-com:office:word" xmlns:w="http://schemas.openxmlformats.org/wordprocessingml/2006/main" xmlns:w14="http://schemas.microsoft.com/office/word/2010/wordml" xmlns:w15="http://schemas.microsoft.com/office/word/2012/wordml" xmlns:w16cex="http://schemas.microsoft.com/office/word/2018/wordml/cex" xmlns:w16cid="http://schemas.microsoft.com/office/word/2016/wordml/cid" xmlns:w16="http://schemas.microsoft.com/office/word/2018/wordml" xmlns:w16du="http://schemas.microsoft.com/office/word/2023/wordml/word16du" xmlns:w16sdtdh="http://schemas.microsoft.com/office/word/2020/wordml/sdtdatahash" xmlns:w16sdtfl="http://schemas.microsoft.com/office/word/2024/wordml/sdtformatlock" xmlns:w16se="http://schemas.microsoft.com/office/word/2015/wordml/symex" xmlns:wpg="http://schemas.microsoft.com/office/word/2010/wordprocessingGroup" xmlns:wpi="http://schemas.microsoft.com/office/word/2010/wordprocessingInk" xmlns:wne="http://schemas.microsoft.com/office/word/2006/wordml" xmlns:wps="http://schemas.microsoft.com/office/word/2010/wordprocessingShape" mc:Ignorable="w14 w15 w16se w16cid w16 w16cex w16sdtdh w16sdtfl w16du wp14">
+<w:hdr xmlns:wpc="http://schemas.microsoft.com/office/word/2010/wordprocessingCanvas" xmlns:cx="http://schemas.microsoft.com/office/drawing/2014/chartex" xmlns:cx1="http://schemas.microsoft.com/office/drawing/2015/9/8/chartex" xmlns:cx2="http://schemas.microsoft.com/office/drawing/2015/10/21/chartex" xmlns:cx3="http://schemas.microsoft.com/office/drawing/2016/5/9/chartex" xmlns:cx4="http://schemas.microsoft.com/office/drawing/2016/5/10/chartex" xmlns:cx5="http://schemas.microsoft.com/office/drawing/2016/5/11/chartex" xmlns:cx6="http://schemas.microsoft.com/office/drawing/2016/5/12/chartex" xmlns:cx7="http://schemas.microsoft.com/office/drawing/2016/5/13/chartex" xmlns:cx8="http://schemas.microsoft.com/office/drawing/2016/5/14/chartex" xmlns:mc="http://schemas.openxmlformats.org/markup-compatibility/2006" xmlns:m="http://schemas.openxmlformats.org/officeDocument/2006/math" xmlns:aink="http://schemas.microsoft.com/office/drawing/2016/ink" xmlns:am3d="http://schemas.microsoft.com/office/drawing/2017/model3d" xmlns:oel="http://schemas.microsoft.com/office/2019/extlst" xmlns:r="http://schemas.openxmlformats.org/officeDocument/2006/relationships" xmlns:wp14="http://schemas.microsoft.com/office/word/2010/wordprocessingDrawing" xmlns:wp="http://schemas.openxmlformats.org/drawingml/2006/wordprocessingDrawing" xmlns:wpg="http://schemas.microsoft.com/office/word/2010/wordprocessingGroup" xmlns:wpi="http://schemas.microsoft.com/office/word/2010/wordprocessingInk" xmlns:wps="http://schemas.microsoft.com/office/word/2010/wordprocessingShape" xmlns:o="urn:schemas-microsoft-com:office:office" xmlns:v="urn:schemas-microsoft-com:vml" xmlns:w10="urn:schemas-microsoft-com:office:word" xmlns:w="http://schemas.openxmlformats.org/wordprocessingml/2006/main" xmlns:w14="http://schemas.microsoft.com/office/word/2010/wordml" xmlns:w15="http://schemas.microsoft.com/office/word/2012/wordml" xmlns:w16cei="http://schemas.microsoft.com/office/word/2026/wordml/cei" xmlns:w16cex="http://schemas.microsoft.com/office/word/2018/wordml/cex" xmlns:w16cid="http://schemas.microsoft.com/office/word/2016/wordml/cid" xmlns:w16="http://schemas.microsoft.com/office/word/2018/wordml" xmlns:w16sdtdh="http://schemas.microsoft.com/office/word/2020/wordml/sdtdatahash" xmlns:w16sdtfl="http://schemas.microsoft.com/office/word/2024/wordml/sdtformatlock" xmlns:w16se="http://schemas.microsoft.com/office/word/2015/wordml/symex" xmlns:w16du="http://schemas.microsoft.com/office/word/2023/wordml/word16du" xmlns:wne="http://schemas.microsoft.com/office/word/2006/wordml" mc:Ignorable="w14 w15 w16se w16cid w16 w16cex w16sdtdh w16sdtfl w16du wp14">
   <w:p/>
 </w:hdr>
 </file>
 
 <file path=word/header2.xml><?xml version="1.0" encoding="utf-8"?>
-<w:hdr xmlns:wpc="http://schemas.microsoft.com/office/word/2010/wordprocessingCanvas" xmlns:cx="http://schemas.microsoft.com/office/drawing/2014/chartex" xmlns:cx1="http://schemas.microsoft.com/office/drawing/2015/9/8/chartex" xmlns:cx2="http://schemas.microsoft.com/office/drawing/2015/10/21/chartex" xmlns:cx3="http://schemas.microsoft.com/office/drawing/2016/5/9/chartex" xmlns:cx4="http://schemas.microsoft.com/office/drawing/2016/5/10/chartex" xmlns:cx5="http://schemas.microsoft.com/office/drawing/2016/5/11/chartex" xmlns:cx6="http://schemas.microsoft.com/office/drawing/2016/5/12/chartex" xmlns:cx7="http://schemas.microsoft.com/office/drawing/2016/5/13/chartex" xmlns:cx8="http://schemas.microsoft.com/office/drawing/2016/5/14/chartex" xmlns:mc="http://schemas.openxmlformats.org/markup-compatibility/2006" xmlns:aink="http://schemas.microsoft.com/office/drawing/2016/ink" xmlns:am3d="http://schemas.microsoft.com/office/drawing/2017/model3d" xmlns:o="urn:schemas-microsoft-com:office:office" xmlns:oel="http://schemas.microsoft.com/office/2019/extlst" xmlns:r="http://schemas.openxmlformats.org/officeDocument/2006/relationships" xmlns:m="http://schemas.openxmlformats.org/officeDocument/2006/math" xmlns:v="urn:schemas-microsoft-com:vml" xmlns:wp14="http://schemas.microsoft.com/office/word/2010/wordprocessingDrawing" xmlns:wp="http://schemas.openxmlformats.org/drawingml/2006/wordprocessingDrawing" xmlns:w10="urn:schemas-microsoft-com:office:word" xmlns:w="http://schemas.openxmlformats.org/wordprocessingml/2006/main" xmlns:w14="http://schemas.microsoft.com/office/word/2010/wordml" xmlns:w15="http://schemas.microsoft.com/office/word/2012/wordml" xmlns:w16cex="http://schemas.microsoft.com/office/word/2018/wordml/cex" xmlns:w16cid="http://schemas.microsoft.com/office/word/2016/wordml/cid" xmlns:w16="http://schemas.microsoft.com/office/word/2018/wordml" xmlns:w16du="http://schemas.microsoft.com/office/word/2023/wordml/word16du" xmlns:w16sdtdh="http://schemas.microsoft.com/office/word/2020/wordml/sdtdatahash" xmlns:w16sdtfl="http://schemas.microsoft.com/office/word/2024/wordml/sdtformatlock" xmlns:w16se="http://schemas.microsoft.com/office/word/2015/wordml/symex" xmlns:wpg="http://schemas.microsoft.com/office/word/2010/wordprocessingGroup" xmlns:wpi="http://schemas.microsoft.com/office/word/2010/wordprocessingInk" xmlns:wne="http://schemas.microsoft.com/office/word/2006/wordml" xmlns:wps="http://schemas.microsoft.com/office/word/2010/wordprocessingShape" mc:Ignorable="w14 w15 w16se w16cid w16 w16cex w16sdtdh w16sdtfl w16du wp14">
+<w:hdr xmlns:wpc="http://schemas.microsoft.com/office/word/2010/wordprocessingCanvas" xmlns:cx="http://schemas.microsoft.com/office/drawing/2014/chartex" xmlns:cx1="http://schemas.microsoft.com/office/drawing/2015/9/8/chartex" xmlns:cx2="http://schemas.microsoft.com/office/drawing/2015/10/21/chartex" xmlns:cx3="http://schemas.microsoft.com/office/drawing/2016/5/9/chartex" xmlns:cx4="http://schemas.microsoft.com/office/drawing/2016/5/10/chartex" xmlns:cx5="http://schemas.microsoft.com/office/drawing/2016/5/11/chartex" xmlns:cx6="http://schemas.microsoft.com/office/drawing/2016/5/12/chartex" xmlns:cx7="http://schemas.microsoft.com/office/drawing/2016/5/13/chartex" xmlns:cx8="http://schemas.microsoft.com/office/drawing/2016/5/14/chartex" xmlns:mc="http://schemas.openxmlformats.org/markup-compatibility/2006" xmlns:m="http://schemas.openxmlformats.org/officeDocument/2006/math" xmlns:aink="http://schemas.microsoft.com/office/drawing/2016/ink" xmlns:am3d="http://schemas.microsoft.com/office/drawing/2017/model3d" xmlns:oel="http://schemas.microsoft.com/office/2019/extlst" xmlns:r="http://schemas.openxmlformats.org/officeDocument/2006/relationships" xmlns:wp14="http://schemas.microsoft.com/office/word/2010/wordprocessingDrawing" xmlns:wp="http://schemas.openxmlformats.org/drawingml/2006/wordprocessingDrawing" xmlns:wpg="http://schemas.microsoft.com/office/word/2010/wordprocessingGroup" xmlns:wpi="http://schemas.microsoft.com/office/word/2010/wordprocessingInk" xmlns:wps="http://schemas.microsoft.com/office/word/2010/wordprocessingShape" xmlns:o="urn:schemas-microsoft-com:office:office" xmlns:v="urn:schemas-microsoft-com:vml" xmlns:w10="urn:schemas-microsoft-com:office:word" xmlns:w="http://schemas.openxmlformats.org/wordprocessingml/2006/main" xmlns:w14="http://schemas.microsoft.com/office/word/2010/wordml" xmlns:w15="http://schemas.microsoft.com/office/word/2012/wordml" xmlns:w16cei="http://schemas.microsoft.com/office/word/2026/wordml/cei" xmlns:w16cex="http://schemas.microsoft.com/office/word/2018/wordml/cex" xmlns:w16cid="http://schemas.microsoft.com/office/word/2016/wordml/cid" xmlns:w16="http://schemas.microsoft.com/office/word/2018/wordml" xmlns:w16sdtdh="http://schemas.microsoft.com/office/word/2020/wordml/sdtdatahash" xmlns:w16sdtfl="http://schemas.microsoft.com/office/word/2024/wordml/sdtformatlock" xmlns:w16se="http://schemas.microsoft.com/office/word/2015/wordml/symex" xmlns:w16du="http://schemas.microsoft.com/office/word/2023/wordml/word16du" xmlns:wne="http://schemas.microsoft.com/office/word/2006/wordml" mc:Ignorable="w14 w15 w16se w16cid w16 w16cex w16sdtdh w16sdtfl w16du wp14">
   <w:p>
     <w:pPr>
       <w:pStyle w:val="En-tte"/>
@@ -7602,13 +4851,13 @@
 </file>
 
 <file path=word/header3.xml><?xml version="1.0" encoding="utf-8"?>
-<w:hdr xmlns:wpc="http://schemas.microsoft.com/office/word/2010/wordprocessingCanvas" xmlns:cx="http://schemas.microsoft.com/office/drawing/2014/chartex" xmlns:cx1="http://schemas.microsoft.com/office/drawing/2015/9/8/chartex" xmlns:cx2="http://schemas.microsoft.com/office/drawing/2015/10/21/chartex" xmlns:cx3="http://schemas.microsoft.com/office/drawing/2016/5/9/chartex" xmlns:cx4="http://schemas.microsoft.com/office/drawing/2016/5/10/chartex" xmlns:cx5="http://schemas.microsoft.com/office/drawing/2016/5/11/chartex" xmlns:cx6="http://schemas.microsoft.com/office/drawing/2016/5/12/chartex" xmlns:cx7="http://schemas.microsoft.com/office/drawing/2016/5/13/chartex" xmlns:cx8="http://schemas.microsoft.com/office/drawing/2016/5/14/chartex" xmlns:mc="http://schemas.openxmlformats.org/markup-compatibility/2006" xmlns:aink="http://schemas.microsoft.com/office/drawing/2016/ink" xmlns:am3d="http://schemas.microsoft.com/office/drawing/2017/model3d" xmlns:o="urn:schemas-microsoft-com:office:office" xmlns:oel="http://schemas.microsoft.com/office/2019/extlst" xmlns:r="http://schemas.openxmlformats.org/officeDocument/2006/relationships" xmlns:m="http://schemas.openxmlformats.org/officeDocument/2006/math" xmlns:v="urn:schemas-microsoft-com:vml" xmlns:wp14="http://schemas.microsoft.com/office/word/2010/wordprocessingDrawing" xmlns:wp="http://schemas.openxmlformats.org/drawingml/2006/wordprocessingDrawing" xmlns:w10="urn:schemas-microsoft-com:office:word" xmlns:w="http://schemas.openxmlformats.org/wordprocessingml/2006/main" xmlns:w14="http://schemas.microsoft.com/office/word/2010/wordml" xmlns:w15="http://schemas.microsoft.com/office/word/2012/wordml" xmlns:w16cex="http://schemas.microsoft.com/office/word/2018/wordml/cex" xmlns:w16cid="http://schemas.microsoft.com/office/word/2016/wordml/cid" xmlns:w16="http://schemas.microsoft.com/office/word/2018/wordml" xmlns:w16du="http://schemas.microsoft.com/office/word/2023/wordml/word16du" xmlns:w16sdtdh="http://schemas.microsoft.com/office/word/2020/wordml/sdtdatahash" xmlns:w16sdtfl="http://schemas.microsoft.com/office/word/2024/wordml/sdtformatlock" xmlns:w16se="http://schemas.microsoft.com/office/word/2015/wordml/symex" xmlns:wpg="http://schemas.microsoft.com/office/word/2010/wordprocessingGroup" xmlns:wpi="http://schemas.microsoft.com/office/word/2010/wordprocessingInk" xmlns:wne="http://schemas.microsoft.com/office/word/2006/wordml" xmlns:wps="http://schemas.microsoft.com/office/word/2010/wordprocessingShape" mc:Ignorable="w14 w15 w16se w16cid w16 w16cex w16sdtdh w16sdtfl w16du wp14">
+<w:hdr xmlns:wpc="http://schemas.microsoft.com/office/word/2010/wordprocessingCanvas" xmlns:cx="http://schemas.microsoft.com/office/drawing/2014/chartex" xmlns:cx1="http://schemas.microsoft.com/office/drawing/2015/9/8/chartex" xmlns:cx2="http://schemas.microsoft.com/office/drawing/2015/10/21/chartex" xmlns:cx3="http://schemas.microsoft.com/office/drawing/2016/5/9/chartex" xmlns:cx4="http://schemas.microsoft.com/office/drawing/2016/5/10/chartex" xmlns:cx5="http://schemas.microsoft.com/office/drawing/2016/5/11/chartex" xmlns:cx6="http://schemas.microsoft.com/office/drawing/2016/5/12/chartex" xmlns:cx7="http://schemas.microsoft.com/office/drawing/2016/5/13/chartex" xmlns:cx8="http://schemas.microsoft.com/office/drawing/2016/5/14/chartex" xmlns:mc="http://schemas.openxmlformats.org/markup-compatibility/2006" xmlns:m="http://schemas.openxmlformats.org/officeDocument/2006/math" xmlns:aink="http://schemas.microsoft.com/office/drawing/2016/ink" xmlns:am3d="http://schemas.microsoft.com/office/drawing/2017/model3d" xmlns:oel="http://schemas.microsoft.com/office/2019/extlst" xmlns:r="http://schemas.openxmlformats.org/officeDocument/2006/relationships" xmlns:wp14="http://schemas.microsoft.com/office/word/2010/wordprocessingDrawing" xmlns:wp="http://schemas.openxmlformats.org/drawingml/2006/wordprocessingDrawing" xmlns:wpg="http://schemas.microsoft.com/office/word/2010/wordprocessingGroup" xmlns:wpi="http://schemas.microsoft.com/office/word/2010/wordprocessingInk" xmlns:wps="http://schemas.microsoft.com/office/word/2010/wordprocessingShape" xmlns:o="urn:schemas-microsoft-com:office:office" xmlns:v="urn:schemas-microsoft-com:vml" xmlns:w10="urn:schemas-microsoft-com:office:word" xmlns:w="http://schemas.openxmlformats.org/wordprocessingml/2006/main" xmlns:w14="http://schemas.microsoft.com/office/word/2010/wordml" xmlns:w15="http://schemas.microsoft.com/office/word/2012/wordml" xmlns:w16cei="http://schemas.microsoft.com/office/word/2026/wordml/cei" xmlns:w16cex="http://schemas.microsoft.com/office/word/2018/wordml/cex" xmlns:w16cid="http://schemas.microsoft.com/office/word/2016/wordml/cid" xmlns:w16="http://schemas.microsoft.com/office/word/2018/wordml" xmlns:w16sdtdh="http://schemas.microsoft.com/office/word/2020/wordml/sdtdatahash" xmlns:w16sdtfl="http://schemas.microsoft.com/office/word/2024/wordml/sdtformatlock" xmlns:w16se="http://schemas.microsoft.com/office/word/2015/wordml/symex" xmlns:w16du="http://schemas.microsoft.com/office/word/2023/wordml/word16du" xmlns:wne="http://schemas.microsoft.com/office/word/2006/wordml" mc:Ignorable="w14 w15 w16se w16cid w16 w16cex w16sdtdh w16sdtfl w16du wp14">
   <w:p/>
 </w:hdr>
 </file>
 
 <file path=word/numbering.xml><?xml version="1.0" encoding="utf-8"?>
-<w:numbering xmlns:wpc="http://schemas.microsoft.com/office/word/2010/wordprocessingCanvas" xmlns:cx="http://schemas.microsoft.com/office/drawing/2014/chartex" xmlns:cx1="http://schemas.microsoft.com/office/drawing/2015/9/8/chartex" xmlns:cx2="http://schemas.microsoft.com/office/drawing/2015/10/21/chartex" xmlns:cx3="http://schemas.microsoft.com/office/drawing/2016/5/9/chartex" xmlns:cx4="http://schemas.microsoft.com/office/drawing/2016/5/10/chartex" xmlns:cx5="http://schemas.microsoft.com/office/drawing/2016/5/11/chartex" xmlns:cx6="http://schemas.microsoft.com/office/drawing/2016/5/12/chartex" xmlns:cx7="http://schemas.microsoft.com/office/drawing/2016/5/13/chartex" xmlns:cx8="http://schemas.microsoft.com/office/drawing/2016/5/14/chartex" xmlns:mc="http://schemas.openxmlformats.org/markup-compatibility/2006" xmlns:aink="http://schemas.microsoft.com/office/drawing/2016/ink" xmlns:am3d="http://schemas.microsoft.com/office/drawing/2017/model3d" xmlns:o="urn:schemas-microsoft-com:office:office" xmlns:oel="http://schemas.microsoft.com/office/2019/extlst" xmlns:r="http://schemas.openxmlformats.org/officeDocument/2006/relationships" xmlns:m="http://schemas.openxmlformats.org/officeDocument/2006/math" xmlns:v="urn:schemas-microsoft-com:vml" xmlns:wp14="http://schemas.microsoft.com/office/word/2010/wordprocessingDrawing" xmlns:wp="http://schemas.openxmlformats.org/drawingml/2006/wordprocessingDrawing" xmlns:w10="urn:schemas-microsoft-com:office:word" xmlns:w="http://schemas.openxmlformats.org/wordprocessingml/2006/main" xmlns:w14="http://schemas.microsoft.com/office/word/2010/wordml" xmlns:w15="http://schemas.microsoft.com/office/word/2012/wordml" xmlns:w16cex="http://schemas.microsoft.com/office/word/2018/wordml/cex" xmlns:w16cid="http://schemas.microsoft.com/office/word/2016/wordml/cid" xmlns:w16="http://schemas.microsoft.com/office/word/2018/wordml" xmlns:w16du="http://schemas.microsoft.com/office/word/2023/wordml/word16du" xmlns:w16sdtdh="http://schemas.microsoft.com/office/word/2020/wordml/sdtdatahash" xmlns:w16sdtfl="http://schemas.microsoft.com/office/word/2024/wordml/sdtformatlock" xmlns:w16se="http://schemas.microsoft.com/office/word/2015/wordml/symex" xmlns:wpg="http://schemas.microsoft.com/office/word/2010/wordprocessingGroup" xmlns:wpi="http://schemas.microsoft.com/office/word/2010/wordprocessingInk" xmlns:wne="http://schemas.microsoft.com/office/word/2006/wordml" xmlns:wps="http://schemas.microsoft.com/office/word/2010/wordprocessingShape" mc:Ignorable="w14 w15 w16se w16cid w16 w16cex w16sdtdh w16sdtfl w16du wp14">
+<w:numbering xmlns:wpc="http://schemas.microsoft.com/office/word/2010/wordprocessingCanvas" xmlns:cx="http://schemas.microsoft.com/office/drawing/2014/chartex" xmlns:cx1="http://schemas.microsoft.com/office/drawing/2015/9/8/chartex" xmlns:cx2="http://schemas.microsoft.com/office/drawing/2015/10/21/chartex" xmlns:cx3="http://schemas.microsoft.com/office/drawing/2016/5/9/chartex" xmlns:cx4="http://schemas.microsoft.com/office/drawing/2016/5/10/chartex" xmlns:cx5="http://schemas.microsoft.com/office/drawing/2016/5/11/chartex" xmlns:cx6="http://schemas.microsoft.com/office/drawing/2016/5/12/chartex" xmlns:cx7="http://schemas.microsoft.com/office/drawing/2016/5/13/chartex" xmlns:cx8="http://schemas.microsoft.com/office/drawing/2016/5/14/chartex" xmlns:mc="http://schemas.openxmlformats.org/markup-compatibility/2006" xmlns:m="http://schemas.openxmlformats.org/officeDocument/2006/math" xmlns:aink="http://schemas.microsoft.com/office/drawing/2016/ink" xmlns:am3d="http://schemas.microsoft.com/office/drawing/2017/model3d" xmlns:oel="http://schemas.microsoft.com/office/2019/extlst" xmlns:r="http://schemas.openxmlformats.org/officeDocument/2006/relationships" xmlns:wp14="http://schemas.microsoft.com/office/word/2010/wordprocessingDrawing" xmlns:wp="http://schemas.openxmlformats.org/drawingml/2006/wordprocessingDrawing" xmlns:wpg="http://schemas.microsoft.com/office/word/2010/wordprocessingGroup" xmlns:wpi="http://schemas.microsoft.com/office/word/2010/wordprocessingInk" xmlns:wps="http://schemas.microsoft.com/office/word/2010/wordprocessingShape" xmlns:o="urn:schemas-microsoft-com:office:office" xmlns:v="urn:schemas-microsoft-com:vml" xmlns:w10="urn:schemas-microsoft-com:office:word" xmlns:w="http://schemas.openxmlformats.org/wordprocessingml/2006/main" xmlns:w14="http://schemas.microsoft.com/office/word/2010/wordml" xmlns:w15="http://schemas.microsoft.com/office/word/2012/wordml" xmlns:w16cei="http://schemas.microsoft.com/office/word/2026/wordml/cei" xmlns:w16cex="http://schemas.microsoft.com/office/word/2018/wordml/cex" xmlns:w16cid="http://schemas.microsoft.com/office/word/2016/wordml/cid" xmlns:w16="http://schemas.microsoft.com/office/word/2018/wordml" xmlns:w16sdtdh="http://schemas.microsoft.com/office/word/2020/wordml/sdtdatahash" xmlns:w16sdtfl="http://schemas.microsoft.com/office/word/2024/wordml/sdtformatlock" xmlns:w16se="http://schemas.microsoft.com/office/word/2015/wordml/symex" xmlns:w16du="http://schemas.microsoft.com/office/word/2023/wordml/word16du" xmlns:wne="http://schemas.microsoft.com/office/word/2006/wordml" mc:Ignorable="w14 w15 w16se w16cid w16 w16cex w16sdtdh w16sdtfl w16du wp14">
   <w:abstractNum w:abstractNumId="0" w15:restartNumberingAfterBreak="0">
     <w:nsid w:val="FFFFFF7C"/>
     <w:multiLevelType w:val="singleLevel"/>
@@ -7811,7 +5060,7 @@
 </file>
 
 <file path=word/styles.xml><?xml version="1.0" encoding="utf-8"?>
-<w:styles xmlns:mc="http://schemas.openxmlformats.org/markup-compatibility/2006" xmlns:r="http://schemas.openxmlformats.org/officeDocument/2006/relationships" xmlns:w="http://schemas.openxmlformats.org/wordprocessingml/2006/main" xmlns:w14="http://schemas.microsoft.com/office/word/2010/wordml" xmlns:w15="http://schemas.microsoft.com/office/word/2012/wordml" xmlns:w16cex="http://schemas.microsoft.com/office/word/2018/wordml/cex" xmlns:w16cid="http://schemas.microsoft.com/office/word/2016/wordml/cid" xmlns:w16="http://schemas.microsoft.com/office/word/2018/wordml" xmlns:w16du="http://schemas.microsoft.com/office/word/2023/wordml/word16du" xmlns:w16sdtdh="http://schemas.microsoft.com/office/word/2020/wordml/sdtdatahash" xmlns:w16sdtfl="http://schemas.microsoft.com/office/word/2024/wordml/sdtformatlock" xmlns:w16se="http://schemas.microsoft.com/office/word/2015/wordml/symex" mc:Ignorable="w14 w15 w16se w16cid w16 w16cex w16sdtdh w16sdtfl w16du">
+<w:styles xmlns:mc="http://schemas.openxmlformats.org/markup-compatibility/2006" xmlns:r="http://schemas.openxmlformats.org/officeDocument/2006/relationships" xmlns:w="http://schemas.openxmlformats.org/wordprocessingml/2006/main" xmlns:w14="http://schemas.microsoft.com/office/word/2010/wordml" xmlns:w15="http://schemas.microsoft.com/office/word/2012/wordml" xmlns:w16cex="http://schemas.microsoft.com/office/word/2018/wordml/cex" xmlns:w16cid="http://schemas.microsoft.com/office/word/2016/wordml/cid" xmlns:w16="http://schemas.microsoft.com/office/word/2018/wordml" xmlns:w16sdtdh="http://schemas.microsoft.com/office/word/2020/wordml/sdtdatahash" xmlns:w16sdtfl="http://schemas.microsoft.com/office/word/2024/wordml/sdtformatlock" xmlns:w16se="http://schemas.microsoft.com/office/word/2015/wordml/symex" xmlns:w16du="http://schemas.microsoft.com/office/word/2023/wordml/word16du" mc:Ignorable="w14 w15 w16se w16cid w16 w16cex w16sdtdh w16sdtfl w16du">
   <w:docDefaults>
     <w:rPrDefault>
       <w:rPr>
